--- a/Laporan-Project.docx
+++ b/Laporan-Project.docx
@@ -9,12 +9,12 @@
       </w:pPr>
       <w:r>
         <w:rPr>
-          <w:rFonts w:ascii="Calibri" w:hAnsi="Calibri" w:eastAsia="ＭＳ ゴシック" w:cs="Calibri" w:asciiTheme="majorHAnsi" w:hAnsiTheme="majorHAnsi" w:eastAsiaTheme="majorEastAsia" w:csTheme="majorBidi"/>
+          <w:rFonts w:ascii="Calibri" w:hAnsi="Calibri" w:eastAsia="ＭＳ ゴシック" w:cs="Calibri" w:asciiTheme="majorHAnsi" w:hAnsiTheme="majorHAnsi" w:eastAsiaTheme="majorEastAsia"/>
           <w:color w:val="17365D" w:themeColor="text2" w:themeShade="BF"/>
           <w:spacing w:val="5"/>
           <w:kern w:val="28"/>
-          <w:sz w:val="52"/>
-          <w:szCs w:val="52"/>
+          <w:sz w:val="48"/>
+          <w:szCs w:val="48"/>
         </w:rPr>
         <w:t>LAPORAN PROJECT</w:t>
       </w:r>
@@ -25,7 +25,7 @@
       </w:pPr>
       <w:r>
         <w:rPr>
-          <w:rFonts w:ascii="Calibri" w:hAnsi="Calibri" w:eastAsia="ＭＳ 明朝" w:cs="Calibri" w:eastAsiaTheme="minorEastAsia" w:csTheme="minorBidi"/>
+          <w:rFonts w:ascii="Calibri" w:hAnsi="Calibri" w:eastAsia="ＭＳ 明朝" w:cs="Calibri" w:eastAsiaTheme="minorEastAsia"/>
           <w:b/>
           <w:bCs/>
           <w:sz w:val="24"/>
@@ -41,7 +41,7 @@
       </w:pPr>
       <w:r>
         <w:rPr>
-          <w:rFonts w:ascii="Calibri" w:hAnsi="Calibri" w:eastAsia="ＭＳ ゴシック" w:cs="Calibri" w:asciiTheme="majorHAnsi" w:hAnsiTheme="majorHAnsi" w:eastAsiaTheme="majorEastAsia" w:csTheme="majorBidi"/>
+          <w:rFonts w:ascii="Calibri" w:hAnsi="Calibri" w:eastAsia="ＭＳ ゴシック" w:cs="Calibri" w:asciiTheme="majorHAnsi" w:hAnsiTheme="majorHAnsi" w:eastAsiaTheme="majorEastAsia"/>
           <w:b/>
           <w:bCs/>
           <w:color w:val="365F91" w:themeColor="accent1" w:themeShade="BF"/>
@@ -58,7 +58,7 @@
       </w:pPr>
       <w:r>
         <w:rPr>
-          <w:rFonts w:ascii="Calibri" w:hAnsi="Calibri" w:eastAsia="ＭＳ 明朝" w:cs="Calibri" w:eastAsiaTheme="minorEastAsia" w:csTheme="minorBidi"/>
+          <w:rFonts w:ascii="Calibri" w:hAnsi="Calibri" w:eastAsia="ＭＳ 明朝" w:cs="Calibri" w:eastAsiaTheme="minorEastAsia"/>
           <w:sz w:val="22"/>
           <w:szCs w:val="22"/>
         </w:rPr>
@@ -72,7 +72,7 @@
       </w:pPr>
       <w:r>
         <w:rPr>
-          <w:rFonts w:ascii="Calibri" w:hAnsi="Calibri" w:eastAsia="ＭＳ 明朝" w:cs="Calibri" w:eastAsiaTheme="minorEastAsia" w:csTheme="minorBidi"/>
+          <w:rFonts w:ascii="Calibri" w:hAnsi="Calibri" w:eastAsia="ＭＳ 明朝" w:cs="Calibri" w:eastAsiaTheme="minorEastAsia"/>
           <w:sz w:val="22"/>
           <w:szCs w:val="22"/>
         </w:rPr>
@@ -86,7 +86,7 @@
       </w:pPr>
       <w:r>
         <w:rPr>
-          <w:rFonts w:ascii="Calibri" w:hAnsi="Calibri" w:eastAsia="ＭＳ 明朝" w:cs="Calibri" w:eastAsiaTheme="minorEastAsia" w:csTheme="minorBidi"/>
+          <w:rFonts w:ascii="Calibri" w:hAnsi="Calibri" w:eastAsia="ＭＳ 明朝" w:cs="Calibri" w:eastAsiaTheme="minorEastAsia"/>
           <w:sz w:val="22"/>
           <w:szCs w:val="22"/>
         </w:rPr>
@@ -100,7 +100,7 @@
       </w:pPr>
       <w:r>
         <w:rPr>
-          <w:rFonts w:ascii="Calibri" w:hAnsi="Calibri" w:eastAsia="ＭＳ 明朝" w:cs="Calibri" w:eastAsiaTheme="minorEastAsia" w:csTheme="minorBidi"/>
+          <w:rFonts w:ascii="Calibri" w:hAnsi="Calibri" w:eastAsia="ＭＳ 明朝" w:cs="Calibri" w:eastAsiaTheme="minorEastAsia"/>
           <w:sz w:val="22"/>
           <w:szCs w:val="22"/>
         </w:rPr>
@@ -114,7 +114,7 @@
       </w:pPr>
       <w:r>
         <w:rPr>
-          <w:rFonts w:ascii="Calibri" w:hAnsi="Calibri" w:eastAsia="ＭＳ ゴシック" w:cs="Calibri" w:asciiTheme="majorHAnsi" w:hAnsiTheme="majorHAnsi" w:eastAsiaTheme="majorEastAsia" w:csTheme="majorBidi"/>
+          <w:rFonts w:ascii="Calibri" w:hAnsi="Calibri" w:eastAsia="ＭＳ ゴシック" w:cs="Calibri" w:asciiTheme="majorHAnsi" w:hAnsiTheme="majorHAnsi" w:eastAsiaTheme="majorEastAsia"/>
           <w:b/>
           <w:bCs/>
           <w:color w:val="4F81BD" w:themeColor="accent1"/>
@@ -132,7 +132,7 @@
       </w:pPr>
       <w:r>
         <w:rPr>
-          <w:rFonts w:ascii="Calibri" w:hAnsi="Calibri" w:eastAsia="ＭＳ 明朝" w:cs="Calibri" w:eastAsiaTheme="minorEastAsia" w:csTheme="minorBidi"/>
+          <w:rFonts w:ascii="Calibri" w:hAnsi="Calibri" w:eastAsia="ＭＳ 明朝" w:cs="Calibri" w:eastAsiaTheme="minorEastAsia"/>
           <w:sz w:val="22"/>
           <w:szCs w:val="22"/>
         </w:rPr>
@@ -147,7 +147,7 @@
       </w:pPr>
       <w:r>
         <w:rPr>
-          <w:rFonts w:ascii="Calibri" w:hAnsi="Calibri" w:eastAsia="ＭＳ 明朝" w:cs="Calibri" w:eastAsiaTheme="minorEastAsia" w:csTheme="minorBidi"/>
+          <w:rFonts w:ascii="Calibri" w:hAnsi="Calibri" w:eastAsia="ＭＳ 明朝" w:cs="Calibri" w:eastAsiaTheme="minorEastAsia"/>
           <w:sz w:val="22"/>
           <w:szCs w:val="22"/>
         </w:rPr>
@@ -162,7 +162,7 @@
       </w:pPr>
       <w:r>
         <w:rPr>
-          <w:rFonts w:ascii="Calibri" w:hAnsi="Calibri" w:eastAsia="ＭＳ 明朝" w:cs="Calibri" w:eastAsiaTheme="minorEastAsia" w:csTheme="minorBidi"/>
+          <w:rFonts w:ascii="Calibri" w:hAnsi="Calibri" w:eastAsia="ＭＳ 明朝" w:cs="Calibri" w:eastAsiaTheme="minorEastAsia"/>
           <w:sz w:val="22"/>
           <w:szCs w:val="22"/>
         </w:rPr>
@@ -177,7 +177,7 @@
       </w:pPr>
       <w:r>
         <w:rPr>
-          <w:rFonts w:ascii="Calibri" w:hAnsi="Calibri" w:eastAsia="ＭＳ 明朝" w:cs="Calibri" w:eastAsiaTheme="minorEastAsia" w:csTheme="minorBidi"/>
+          <w:rFonts w:ascii="Calibri" w:hAnsi="Calibri" w:eastAsia="ＭＳ 明朝" w:cs="Calibri" w:eastAsiaTheme="minorEastAsia"/>
           <w:sz w:val="22"/>
           <w:szCs w:val="22"/>
         </w:rPr>
@@ -192,7 +192,7 @@
       </w:pPr>
       <w:r>
         <w:rPr>
-          <w:rFonts w:ascii="Calibri" w:hAnsi="Calibri" w:eastAsia="ＭＳ 明朝" w:cs="Calibri" w:eastAsiaTheme="minorEastAsia" w:csTheme="minorBidi"/>
+          <w:rFonts w:ascii="Calibri" w:hAnsi="Calibri" w:eastAsia="ＭＳ 明朝" w:cs="Calibri" w:eastAsiaTheme="minorEastAsia"/>
           <w:sz w:val="22"/>
           <w:szCs w:val="22"/>
         </w:rPr>
@@ -206,7 +206,7 @@
       </w:pPr>
       <w:r>
         <w:rPr>
-          <w:rFonts w:ascii="Calibri" w:hAnsi="Calibri" w:eastAsia="ＭＳ ゴシック" w:cs="Calibri" w:asciiTheme="majorHAnsi" w:hAnsiTheme="majorHAnsi" w:eastAsiaTheme="majorEastAsia" w:csTheme="majorBidi"/>
+          <w:rFonts w:ascii="Calibri" w:hAnsi="Calibri" w:eastAsia="ＭＳ ゴシック" w:cs="Calibri" w:asciiTheme="majorHAnsi" w:hAnsiTheme="majorHAnsi" w:eastAsiaTheme="majorEastAsia"/>
           <w:b/>
           <w:bCs/>
           <w:color w:val="4F81BD" w:themeColor="accent1"/>
@@ -223,7 +223,7 @@
       </w:pPr>
       <w:r>
         <w:rPr>
-          <w:rFonts w:ascii="Calibri" w:hAnsi="Calibri" w:eastAsia="ＭＳ 明朝" w:cs="Calibri" w:eastAsiaTheme="minorEastAsia" w:csTheme="minorBidi"/>
+          <w:rFonts w:ascii="Calibri" w:hAnsi="Calibri" w:eastAsia="ＭＳ 明朝" w:cs="Calibri" w:eastAsiaTheme="minorEastAsia"/>
           <w:sz w:val="22"/>
           <w:szCs w:val="22"/>
         </w:rPr>
@@ -237,7 +237,7 @@
       </w:pPr>
       <w:r>
         <w:rPr>
-          <w:rFonts w:ascii="Calibri" w:hAnsi="Calibri" w:eastAsia="ＭＳ ゴシック" w:cs="Calibri" w:asciiTheme="majorHAnsi" w:hAnsiTheme="majorHAnsi" w:eastAsiaTheme="majorEastAsia" w:csTheme="majorBidi"/>
+          <w:rFonts w:ascii="Calibri" w:hAnsi="Calibri" w:eastAsia="ＭＳ ゴシック" w:cs="Calibri" w:asciiTheme="majorHAnsi" w:hAnsiTheme="majorHAnsi" w:eastAsiaTheme="majorEastAsia"/>
           <w:b/>
           <w:bCs/>
           <w:color w:val="4F81BD" w:themeColor="accent1"/>
@@ -255,11 +255,11 @@
       </w:pPr>
       <w:r>
         <w:rPr>
-          <w:rFonts w:ascii="Calibri" w:hAnsi="Calibri" w:eastAsia="ＭＳ 明朝" w:cs="Calibri" w:eastAsiaTheme="minorEastAsia" w:csTheme="minorBidi"/>
+          <w:rFonts w:ascii="Calibri" w:hAnsi="Calibri" w:eastAsia="ＭＳ 明朝" w:cs="Calibri" w:eastAsiaTheme="minorEastAsia"/>
           <w:sz w:val="22"/>
           <w:szCs w:val="22"/>
         </w:rPr>
-        <w:t>Masalah 1 - Pembatasan input zona 0-5 (Ketentuan 2 &amp; 4). Tanpa pembatasan, pengguna dapat memasukkan nilai di luar rentang yang merusak perhitungan, sehingga melanggar spesifikasi zona.</w:t>
+        <w:t>Masalah 1 - Pembatasan input zona 0-5 (Ketentuan 2 &amp; 4). Tanpa pembatasan, pengguna dapat memasukkan nilai di luar rentang yang merusak perhitungan</w:t>
       </w:r>
     </w:p>
     <w:p>
@@ -270,7 +270,7 @@
       </w:pPr>
       <w:r>
         <w:rPr>
-          <w:rFonts w:ascii="Calibri" w:hAnsi="Calibri" w:eastAsia="ＭＳ 明朝" w:cs="Calibri" w:eastAsiaTheme="minorEastAsia" w:csTheme="minorBidi"/>
+          <w:rFonts w:ascii="Calibri" w:hAnsi="Calibri" w:eastAsia="ＭＳ 明朝" w:cs="Calibri" w:eastAsiaTheme="minorEastAsia"/>
           <w:sz w:val="22"/>
           <w:szCs w:val="22"/>
         </w:rPr>
@@ -285,7 +285,7 @@
       </w:pPr>
       <w:r>
         <w:rPr>
-          <w:rFonts w:ascii="Calibri" w:hAnsi="Calibri" w:eastAsia="ＭＳ 明朝" w:cs="Calibri" w:eastAsiaTheme="minorEastAsia" w:csTheme="minorBidi"/>
+          <w:rFonts w:ascii="Calibri" w:hAnsi="Calibri" w:eastAsia="ＭＳ 明朝" w:cs="Calibri" w:eastAsiaTheme="minorEastAsia"/>
           <w:sz w:val="22"/>
           <w:szCs w:val="22"/>
         </w:rPr>
@@ -300,7 +300,7 @@
       </w:pPr>
       <w:r>
         <w:rPr>
-          <w:rFonts w:ascii="Calibri" w:hAnsi="Calibri" w:eastAsia="ＭＳ 明朝" w:cs="Calibri" w:eastAsiaTheme="minorEastAsia" w:csTheme="minorBidi"/>
+          <w:rFonts w:ascii="Calibri" w:hAnsi="Calibri" w:eastAsia="ＭＳ 明朝" w:cs="Calibri" w:eastAsiaTheme="minorEastAsia"/>
           <w:sz w:val="22"/>
           <w:szCs w:val="22"/>
         </w:rPr>
@@ -315,7 +315,7 @@
       </w:pPr>
       <w:r>
         <w:rPr>
-          <w:rFonts w:ascii="Calibri" w:hAnsi="Calibri" w:eastAsia="ＭＳ 明朝" w:cs="Calibri" w:eastAsiaTheme="minorEastAsia" w:csTheme="minorBidi"/>
+          <w:rFonts w:ascii="Calibri" w:hAnsi="Calibri" w:eastAsia="ＭＳ 明朝" w:cs="Calibri" w:eastAsiaTheme="minorEastAsia"/>
           <w:sz w:val="22"/>
           <w:szCs w:val="22"/>
         </w:rPr>
@@ -329,7 +329,7 @@
       </w:pPr>
       <w:r>
         <w:rPr>
-          <w:rFonts w:ascii="Calibri" w:hAnsi="Calibri" w:eastAsia="ＭＳ ゴシック" w:cs="Calibri" w:asciiTheme="majorHAnsi" w:hAnsiTheme="majorHAnsi" w:eastAsiaTheme="majorEastAsia" w:csTheme="majorBidi"/>
+          <w:rFonts w:ascii="Calibri" w:hAnsi="Calibri" w:eastAsia="ＭＳ ゴシック" w:cs="Calibri" w:asciiTheme="majorHAnsi" w:hAnsiTheme="majorHAnsi" w:eastAsiaTheme="majorEastAsia"/>
           <w:b/>
           <w:bCs/>
           <w:color w:val="365F91" w:themeColor="accent1" w:themeShade="BF"/>
@@ -346,7 +346,7 @@
       </w:pPr>
       <w:r>
         <w:rPr>
-          <w:rFonts w:ascii="Calibri" w:hAnsi="Calibri" w:eastAsia="ＭＳ 明朝" w:cs="Calibri" w:eastAsiaTheme="minorEastAsia" w:csTheme="minorBidi"/>
+          <w:rFonts w:ascii="Calibri" w:hAnsi="Calibri" w:eastAsia="ＭＳ 明朝" w:cs="Calibri" w:eastAsiaTheme="minorEastAsia"/>
           <w:sz w:val="22"/>
           <w:szCs w:val="22"/>
         </w:rPr>
@@ -361,7 +361,7 @@
       </w:pPr>
       <w:r>
         <w:rPr>
-          <w:rFonts w:ascii="Calibri" w:hAnsi="Calibri" w:eastAsia="ＭＳ 明朝" w:cs="Calibri" w:eastAsiaTheme="minorEastAsia" w:csTheme="minorBidi"/>
+          <w:rFonts w:ascii="Calibri" w:hAnsi="Calibri" w:eastAsia="ＭＳ 明朝" w:cs="Calibri" w:eastAsiaTheme="minorEastAsia"/>
           <w:sz w:val="22"/>
           <w:szCs w:val="22"/>
         </w:rPr>
@@ -376,7 +376,7 @@
       </w:pPr>
       <w:r>
         <w:rPr>
-          <w:rFonts w:ascii="Calibri" w:hAnsi="Calibri" w:eastAsia="ＭＳ 明朝" w:cs="Calibri" w:eastAsiaTheme="minorEastAsia" w:csTheme="minorBidi"/>
+          <w:rFonts w:ascii="Calibri" w:hAnsi="Calibri" w:eastAsia="ＭＳ 明朝" w:cs="Calibri" w:eastAsiaTheme="minorEastAsia"/>
           <w:sz w:val="22"/>
           <w:szCs w:val="22"/>
         </w:rPr>
@@ -391,7 +391,7 @@
       </w:pPr>
       <w:r>
         <w:rPr>
-          <w:rFonts w:ascii="Calibri" w:hAnsi="Calibri" w:eastAsia="ＭＳ 明朝" w:cs="Calibri" w:eastAsiaTheme="minorEastAsia" w:csTheme="minorBidi"/>
+          <w:rFonts w:ascii="Calibri" w:hAnsi="Calibri" w:eastAsia="ＭＳ 明朝" w:cs="Calibri" w:eastAsiaTheme="minorEastAsia"/>
           <w:sz w:val="22"/>
           <w:szCs w:val="22"/>
         </w:rPr>
@@ -406,7 +406,7 @@
       </w:pPr>
       <w:r>
         <w:rPr>
-          <w:rFonts w:ascii="Calibri" w:hAnsi="Calibri" w:eastAsia="ＭＳ 明朝" w:cs="Calibri" w:eastAsiaTheme="minorEastAsia" w:csTheme="minorBidi"/>
+          <w:rFonts w:ascii="Calibri" w:hAnsi="Calibri" w:eastAsia="ＭＳ 明朝" w:cs="Calibri" w:eastAsiaTheme="minorEastAsia"/>
           <w:sz w:val="22"/>
           <w:szCs w:val="22"/>
         </w:rPr>
@@ -421,7 +421,7 @@
       </w:pPr>
       <w:r>
         <w:rPr>
-          <w:rFonts w:ascii="Calibri" w:hAnsi="Calibri" w:eastAsia="ＭＳ 明朝" w:cs="Calibri" w:eastAsiaTheme="minorEastAsia" w:csTheme="minorBidi"/>
+          <w:rFonts w:ascii="Calibri" w:hAnsi="Calibri" w:eastAsia="ＭＳ 明朝" w:cs="Calibri" w:eastAsiaTheme="minorEastAsia"/>
           <w:sz w:val="22"/>
           <w:szCs w:val="22"/>
         </w:rPr>
@@ -436,7 +436,7 @@
       </w:pPr>
       <w:r>
         <w:rPr>
-          <w:rFonts w:ascii="Calibri" w:hAnsi="Calibri" w:eastAsia="ＭＳ 明朝" w:cs="Calibri" w:eastAsiaTheme="minorEastAsia" w:csTheme="minorBidi"/>
+          <w:rFonts w:ascii="Calibri" w:hAnsi="Calibri" w:eastAsia="ＭＳ 明朝" w:cs="Calibri" w:eastAsiaTheme="minorEastAsia"/>
           <w:sz w:val="22"/>
           <w:szCs w:val="22"/>
         </w:rPr>
@@ -450,7 +450,7 @@
       </w:pPr>
       <w:r>
         <w:rPr>
-          <w:rFonts w:ascii="Calibri" w:hAnsi="Calibri" w:eastAsia="ＭＳ 明朝" w:cs="Calibri" w:eastAsiaTheme="minorEastAsia" w:csTheme="minorBidi"/>
+          <w:rFonts w:ascii="Calibri" w:hAnsi="Calibri" w:eastAsia="ＭＳ 明朝" w:cs="Calibri" w:eastAsiaTheme="minorEastAsia"/>
           <w:sz w:val="22"/>
           <w:szCs w:val="22"/>
         </w:rPr>
@@ -464,7 +464,7 @@
       </w:pPr>
       <w:r>
         <w:rPr>
-          <w:rFonts w:ascii="Calibri" w:hAnsi="Calibri" w:eastAsia="ＭＳ ゴシック" w:cs="Calibri" w:asciiTheme="majorHAnsi" w:hAnsiTheme="majorHAnsi" w:eastAsiaTheme="majorEastAsia" w:csTheme="majorBidi"/>
+          <w:rFonts w:ascii="Calibri" w:hAnsi="Calibri" w:eastAsia="ＭＳ ゴシック" w:cs="Calibri" w:asciiTheme="majorHAnsi" w:hAnsiTheme="majorHAnsi" w:eastAsiaTheme="majorEastAsia"/>
           <w:b/>
           <w:bCs/>
           <w:color w:val="365F91" w:themeColor="accent1" w:themeShade="BF"/>
@@ -481,7 +481,7 @@
       </w:pPr>
       <w:r>
         <w:rPr>
-          <w:rFonts w:ascii="Calibri" w:hAnsi="Calibri" w:eastAsia="ＭＳ 明朝" w:cs="Calibri" w:eastAsiaTheme="minorEastAsia" w:csTheme="minorBidi"/>
+          <w:rFonts w:ascii="Calibri" w:hAnsi="Calibri" w:eastAsia="ＭＳ 明朝" w:cs="Calibri" w:eastAsiaTheme="minorEastAsia"/>
           <w:sz w:val="22"/>
           <w:szCs w:val="22"/>
         </w:rPr>
@@ -495,7 +495,7 @@
       </w:pPr>
       <w:r>
         <w:rPr>
-          <w:rFonts w:ascii="Calibri" w:hAnsi="Calibri" w:eastAsia="ＭＳ 明朝" w:cs="Calibri" w:eastAsiaTheme="minorEastAsia" w:csTheme="minorBidi"/>
+          <w:rFonts w:ascii="Calibri" w:hAnsi="Calibri" w:eastAsia="ＭＳ 明朝" w:cs="Calibri" w:eastAsiaTheme="minorEastAsia"/>
           <w:sz w:val="22"/>
           <w:szCs w:val="22"/>
         </w:rPr>
@@ -509,7 +509,7 @@
       </w:pPr>
       <w:r>
         <w:rPr>
-          <w:rFonts w:ascii="Consolas" w:hAnsi="Consolas" w:eastAsia="ＭＳ 明朝" w:cs="Consolas" w:eastAsiaTheme="minorEastAsia" w:csTheme="minorBidi"/>
+          <w:rFonts w:ascii="Consolas" w:hAnsi="Consolas" w:eastAsia="ＭＳ 明朝" w:cs="Consolas" w:eastAsiaTheme="minorEastAsia"/>
           <w:sz w:val="18"/>
           <w:szCs w:val="22"/>
         </w:rPr>
@@ -520,7 +520,7 @@
       </w:r>
       <w:r>
         <w:rPr>
-          <w:rFonts w:ascii="Consolas" w:hAnsi="Consolas" w:eastAsia="ＭＳ 明朝" w:cs="Consolas" w:eastAsiaTheme="minorEastAsia" w:csTheme="minorBidi"/>
+          <w:rFonts w:ascii="Consolas" w:hAnsi="Consolas" w:eastAsia="ＭＳ 明朝" w:cs="Consolas" w:eastAsiaTheme="minorEastAsia"/>
           <w:sz w:val="18"/>
           <w:szCs w:val="22"/>
         </w:rPr>
@@ -531,7 +531,7 @@
       </w:r>
       <w:r>
         <w:rPr>
-          <w:rFonts w:ascii="Consolas" w:hAnsi="Consolas" w:eastAsia="ＭＳ 明朝" w:cs="Consolas" w:eastAsiaTheme="minorEastAsia" w:csTheme="minorBidi"/>
+          <w:rFonts w:ascii="Consolas" w:hAnsi="Consolas" w:eastAsia="ＭＳ 明朝" w:cs="Consolas" w:eastAsiaTheme="minorEastAsia"/>
           <w:sz w:val="18"/>
           <w:szCs w:val="22"/>
         </w:rPr>
@@ -542,7 +542,7 @@
       </w:r>
       <w:r>
         <w:rPr>
-          <w:rFonts w:ascii="Consolas" w:hAnsi="Consolas" w:eastAsia="ＭＳ 明朝" w:cs="Consolas" w:eastAsiaTheme="minorEastAsia" w:csTheme="minorBidi"/>
+          <w:rFonts w:ascii="Consolas" w:hAnsi="Consolas" w:eastAsia="ＭＳ 明朝" w:cs="Consolas" w:eastAsiaTheme="minorEastAsia"/>
           <w:sz w:val="18"/>
           <w:szCs w:val="22"/>
         </w:rPr>
@@ -553,7 +553,7 @@
       </w:r>
       <w:r>
         <w:rPr>
-          <w:rFonts w:ascii="Consolas" w:hAnsi="Consolas" w:eastAsia="ＭＳ 明朝" w:cs="Consolas" w:eastAsiaTheme="minorEastAsia" w:csTheme="minorBidi"/>
+          <w:rFonts w:ascii="Consolas" w:hAnsi="Consolas" w:eastAsia="ＭＳ 明朝" w:cs="Consolas" w:eastAsiaTheme="minorEastAsia"/>
           <w:sz w:val="18"/>
           <w:szCs w:val="22"/>
         </w:rPr>
@@ -564,7 +564,7 @@
       </w:r>
       <w:r>
         <w:rPr>
-          <w:rFonts w:ascii="Consolas" w:hAnsi="Consolas" w:eastAsia="ＭＳ 明朝" w:cs="Consolas" w:eastAsiaTheme="minorEastAsia" w:csTheme="minorBidi"/>
+          <w:rFonts w:ascii="Consolas" w:hAnsi="Consolas" w:eastAsia="ＭＳ 明朝" w:cs="Consolas" w:eastAsiaTheme="minorEastAsia"/>
           <w:sz w:val="18"/>
           <w:szCs w:val="22"/>
         </w:rPr>
@@ -575,7 +575,7 @@
       </w:r>
       <w:r>
         <w:rPr>
-          <w:rFonts w:ascii="Consolas" w:hAnsi="Consolas" w:eastAsia="ＭＳ 明朝" w:cs="Consolas" w:eastAsiaTheme="minorEastAsia" w:csTheme="minorBidi"/>
+          <w:rFonts w:ascii="Consolas" w:hAnsi="Consolas" w:eastAsia="ＭＳ 明朝" w:cs="Consolas" w:eastAsiaTheme="minorEastAsia"/>
           <w:sz w:val="18"/>
           <w:szCs w:val="22"/>
         </w:rPr>
@@ -586,7 +586,7 @@
       </w:r>
       <w:r>
         <w:rPr>
-          <w:rFonts w:ascii="Consolas" w:hAnsi="Consolas" w:eastAsia="ＭＳ 明朝" w:cs="Consolas" w:eastAsiaTheme="minorEastAsia" w:csTheme="minorBidi"/>
+          <w:rFonts w:ascii="Consolas" w:hAnsi="Consolas" w:eastAsia="ＭＳ 明朝" w:cs="Consolas" w:eastAsiaTheme="minorEastAsia"/>
           <w:sz w:val="18"/>
           <w:szCs w:val="22"/>
         </w:rPr>
@@ -597,7 +597,7 @@
       </w:r>
       <w:r>
         <w:rPr>
-          <w:rFonts w:ascii="Consolas" w:hAnsi="Consolas" w:eastAsia="ＭＳ 明朝" w:cs="Consolas" w:eastAsiaTheme="minorEastAsia" w:csTheme="minorBidi"/>
+          <w:rFonts w:ascii="Consolas" w:hAnsi="Consolas" w:eastAsia="ＭＳ 明朝" w:cs="Consolas" w:eastAsiaTheme="minorEastAsia"/>
           <w:sz w:val="18"/>
           <w:szCs w:val="22"/>
         </w:rPr>
@@ -608,7 +608,7 @@
       </w:r>
       <w:r>
         <w:rPr>
-          <w:rFonts w:ascii="Consolas" w:hAnsi="Consolas" w:eastAsia="ＭＳ 明朝" w:cs="Consolas" w:eastAsiaTheme="minorEastAsia" w:csTheme="minorBidi"/>
+          <w:rFonts w:ascii="Consolas" w:hAnsi="Consolas" w:eastAsia="ＭＳ 明朝" w:cs="Consolas" w:eastAsiaTheme="minorEastAsia"/>
           <w:sz w:val="18"/>
           <w:szCs w:val="22"/>
         </w:rPr>
@@ -619,7 +619,7 @@
       </w:r>
       <w:r>
         <w:rPr>
-          <w:rFonts w:ascii="Consolas" w:hAnsi="Consolas" w:eastAsia="ＭＳ 明朝" w:cs="Consolas" w:eastAsiaTheme="minorEastAsia" w:csTheme="minorBidi"/>
+          <w:rFonts w:ascii="Consolas" w:hAnsi="Consolas" w:eastAsia="ＭＳ 明朝" w:cs="Consolas" w:eastAsiaTheme="minorEastAsia"/>
           <w:sz w:val="18"/>
           <w:szCs w:val="22"/>
         </w:rPr>
@@ -633,7 +633,7 @@
       </w:pPr>
       <w:r>
         <w:rPr>
-          <w:rFonts w:ascii="Calibri" w:hAnsi="Calibri" w:eastAsia="ＭＳ ゴシック" w:cs="Calibri" w:asciiTheme="majorHAnsi" w:hAnsiTheme="majorHAnsi" w:eastAsiaTheme="majorEastAsia" w:csTheme="majorBidi"/>
+          <w:rFonts w:ascii="Calibri" w:hAnsi="Calibri" w:eastAsia="ＭＳ ゴシック" w:cs="Calibri" w:asciiTheme="majorHAnsi" w:hAnsiTheme="majorHAnsi" w:eastAsiaTheme="majorEastAsia"/>
           <w:b/>
           <w:bCs/>
           <w:color w:val="365F91" w:themeColor="accent1" w:themeShade="BF"/>
@@ -650,7 +650,7 @@
       </w:pPr>
       <w:r>
         <w:rPr>
-          <w:rFonts w:ascii="Calibri" w:hAnsi="Calibri" w:eastAsia="ＭＳ 明朝" w:cs="Calibri" w:eastAsiaTheme="minorEastAsia" w:csTheme="minorBidi"/>
+          <w:rFonts w:ascii="Calibri" w:hAnsi="Calibri" w:eastAsia="ＭＳ 明朝" w:cs="Calibri" w:eastAsiaTheme="minorEastAsia"/>
           <w:sz w:val="22"/>
           <w:szCs w:val="22"/>
         </w:rPr>
@@ -664,7 +664,7 @@
       </w:pPr>
       <w:r>
         <w:rPr>
-          <w:rFonts w:ascii="Calibri" w:hAnsi="Calibri" w:eastAsia="ＭＳ ゴシック" w:cs="Calibri" w:asciiTheme="majorHAnsi" w:hAnsiTheme="majorHAnsi" w:eastAsiaTheme="majorEastAsia" w:csTheme="majorBidi"/>
+          <w:rFonts w:ascii="Calibri" w:hAnsi="Calibri" w:eastAsia="ＭＳ ゴシック" w:cs="Calibri" w:asciiTheme="majorHAnsi" w:hAnsiTheme="majorHAnsi" w:eastAsiaTheme="majorEastAsia"/>
           <w:b/>
           <w:bCs/>
           <w:color w:val="4F81BD" w:themeColor="accent1"/>
@@ -681,7 +681,7 @@
       </w:pPr>
       <w:r>
         <w:rPr>
-          <w:rFonts w:ascii="Consolas" w:hAnsi="Consolas" w:eastAsia="ＭＳ 明朝" w:cs="Consolas" w:eastAsiaTheme="minorEastAsia" w:csTheme="minorBidi"/>
+          <w:rFonts w:ascii="Consolas" w:hAnsi="Consolas" w:eastAsia="ＭＳ 明朝" w:cs="Consolas" w:eastAsiaTheme="minorEastAsia"/>
           <w:sz w:val="18"/>
           <w:szCs w:val="22"/>
         </w:rPr>
@@ -692,7 +692,7 @@
       </w:r>
       <w:r>
         <w:rPr>
-          <w:rFonts w:ascii="Consolas" w:hAnsi="Consolas" w:eastAsia="ＭＳ 明朝" w:cs="Consolas" w:eastAsiaTheme="minorEastAsia" w:csTheme="minorBidi"/>
+          <w:rFonts w:ascii="Consolas" w:hAnsi="Consolas" w:eastAsia="ＭＳ 明朝" w:cs="Consolas" w:eastAsiaTheme="minorEastAsia"/>
           <w:sz w:val="18"/>
           <w:szCs w:val="22"/>
         </w:rPr>
@@ -703,7 +703,7 @@
       </w:r>
       <w:r>
         <w:rPr>
-          <w:rFonts w:ascii="Consolas" w:hAnsi="Consolas" w:eastAsia="ＭＳ 明朝" w:cs="Consolas" w:eastAsiaTheme="minorEastAsia" w:csTheme="minorBidi"/>
+          <w:rFonts w:ascii="Consolas" w:hAnsi="Consolas" w:eastAsia="ＭＳ 明朝" w:cs="Consolas" w:eastAsiaTheme="minorEastAsia"/>
           <w:sz w:val="18"/>
           <w:szCs w:val="22"/>
         </w:rPr>
@@ -714,7 +714,7 @@
       </w:r>
       <w:r>
         <w:rPr>
-          <w:rFonts w:ascii="Consolas" w:hAnsi="Consolas" w:eastAsia="ＭＳ 明朝" w:cs="Consolas" w:eastAsiaTheme="minorEastAsia" w:csTheme="minorBidi"/>
+          <w:rFonts w:ascii="Consolas" w:hAnsi="Consolas" w:eastAsia="ＭＳ 明朝" w:cs="Consolas" w:eastAsiaTheme="minorEastAsia"/>
           <w:sz w:val="18"/>
           <w:szCs w:val="22"/>
         </w:rPr>
@@ -725,7 +725,7 @@
       </w:r>
       <w:r>
         <w:rPr>
-          <w:rFonts w:ascii="Consolas" w:hAnsi="Consolas" w:eastAsia="ＭＳ 明朝" w:cs="Consolas" w:eastAsiaTheme="minorEastAsia" w:csTheme="minorBidi"/>
+          <w:rFonts w:ascii="Consolas" w:hAnsi="Consolas" w:eastAsia="ＭＳ 明朝" w:cs="Consolas" w:eastAsiaTheme="minorEastAsia"/>
           <w:sz w:val="18"/>
           <w:szCs w:val="22"/>
         </w:rPr>
@@ -739,7 +739,7 @@
       </w:pPr>
       <w:r>
         <w:rPr>
-          <w:rFonts w:ascii="Calibri" w:hAnsi="Calibri" w:eastAsia="ＭＳ ゴシック" w:cs="Calibri" w:asciiTheme="majorHAnsi" w:hAnsiTheme="majorHAnsi" w:eastAsiaTheme="majorEastAsia" w:csTheme="majorBidi"/>
+          <w:rFonts w:ascii="Calibri" w:hAnsi="Calibri" w:eastAsia="ＭＳ ゴシック" w:cs="Calibri" w:asciiTheme="majorHAnsi" w:hAnsiTheme="majorHAnsi" w:eastAsiaTheme="majorEastAsia"/>
           <w:b/>
           <w:bCs/>
           <w:color w:val="4F81BD" w:themeColor="accent1"/>
@@ -756,7 +756,7 @@
       </w:pPr>
       <w:r>
         <w:rPr>
-          <w:rFonts w:ascii="Consolas" w:hAnsi="Consolas" w:eastAsia="ＭＳ 明朝" w:cs="Consolas" w:eastAsiaTheme="minorEastAsia" w:csTheme="minorBidi"/>
+          <w:rFonts w:ascii="Consolas" w:hAnsi="Consolas" w:eastAsia="ＭＳ 明朝" w:cs="Consolas" w:eastAsiaTheme="minorEastAsia"/>
           <w:sz w:val="18"/>
           <w:szCs w:val="22"/>
         </w:rPr>
@@ -767,7 +767,7 @@
       </w:r>
       <w:r>
         <w:rPr>
-          <w:rFonts w:ascii="Consolas" w:hAnsi="Consolas" w:eastAsia="ＭＳ 明朝" w:cs="Consolas" w:eastAsiaTheme="minorEastAsia" w:csTheme="minorBidi"/>
+          <w:rFonts w:ascii="Consolas" w:hAnsi="Consolas" w:eastAsia="ＭＳ 明朝" w:cs="Consolas" w:eastAsiaTheme="minorEastAsia"/>
           <w:sz w:val="18"/>
           <w:szCs w:val="22"/>
         </w:rPr>
@@ -778,7 +778,7 @@
       </w:r>
       <w:r>
         <w:rPr>
-          <w:rFonts w:ascii="Consolas" w:hAnsi="Consolas" w:eastAsia="ＭＳ 明朝" w:cs="Consolas" w:eastAsiaTheme="minorEastAsia" w:csTheme="minorBidi"/>
+          <w:rFonts w:ascii="Consolas" w:hAnsi="Consolas" w:eastAsia="ＭＳ 明朝" w:cs="Consolas" w:eastAsiaTheme="minorEastAsia"/>
           <w:sz w:val="18"/>
           <w:szCs w:val="22"/>
         </w:rPr>
@@ -789,7 +789,7 @@
       </w:r>
       <w:r>
         <w:rPr>
-          <w:rFonts w:ascii="Consolas" w:hAnsi="Consolas" w:eastAsia="ＭＳ 明朝" w:cs="Consolas" w:eastAsiaTheme="minorEastAsia" w:csTheme="minorBidi"/>
+          <w:rFonts w:ascii="Consolas" w:hAnsi="Consolas" w:eastAsia="ＭＳ 明朝" w:cs="Consolas" w:eastAsiaTheme="minorEastAsia"/>
           <w:sz w:val="18"/>
           <w:szCs w:val="22"/>
         </w:rPr>
@@ -800,7 +800,7 @@
       </w:r>
       <w:r>
         <w:rPr>
-          <w:rFonts w:ascii="Consolas" w:hAnsi="Consolas" w:eastAsia="ＭＳ 明朝" w:cs="Consolas" w:eastAsiaTheme="minorEastAsia" w:csTheme="minorBidi"/>
+          <w:rFonts w:ascii="Consolas" w:hAnsi="Consolas" w:eastAsia="ＭＳ 明朝" w:cs="Consolas" w:eastAsiaTheme="minorEastAsia"/>
           <w:sz w:val="18"/>
           <w:szCs w:val="22"/>
         </w:rPr>
@@ -811,7 +811,7 @@
       </w:r>
       <w:r>
         <w:rPr>
-          <w:rFonts w:ascii="Consolas" w:hAnsi="Consolas" w:eastAsia="ＭＳ 明朝" w:cs="Consolas" w:eastAsiaTheme="minorEastAsia" w:csTheme="minorBidi"/>
+          <w:rFonts w:ascii="Consolas" w:hAnsi="Consolas" w:eastAsia="ＭＳ 明朝" w:cs="Consolas" w:eastAsiaTheme="minorEastAsia"/>
           <w:sz w:val="18"/>
           <w:szCs w:val="22"/>
         </w:rPr>
@@ -822,7 +822,7 @@
       </w:r>
       <w:r>
         <w:rPr>
-          <w:rFonts w:ascii="Consolas" w:hAnsi="Consolas" w:eastAsia="ＭＳ 明朝" w:cs="Consolas" w:eastAsiaTheme="minorEastAsia" w:csTheme="minorBidi"/>
+          <w:rFonts w:ascii="Consolas" w:hAnsi="Consolas" w:eastAsia="ＭＳ 明朝" w:cs="Consolas" w:eastAsiaTheme="minorEastAsia"/>
           <w:sz w:val="18"/>
           <w:szCs w:val="22"/>
         </w:rPr>
@@ -833,7 +833,7 @@
       </w:r>
       <w:r>
         <w:rPr>
-          <w:rFonts w:ascii="Consolas" w:hAnsi="Consolas" w:eastAsia="ＭＳ 明朝" w:cs="Consolas" w:eastAsiaTheme="minorEastAsia" w:csTheme="minorBidi"/>
+          <w:rFonts w:ascii="Consolas" w:hAnsi="Consolas" w:eastAsia="ＭＳ 明朝" w:cs="Consolas" w:eastAsiaTheme="minorEastAsia"/>
           <w:sz w:val="18"/>
           <w:szCs w:val="22"/>
         </w:rPr>
@@ -847,7 +847,7 @@
       </w:pPr>
       <w:r>
         <w:rPr>
-          <w:rFonts w:ascii="Calibri" w:hAnsi="Calibri" w:eastAsia="ＭＳ ゴシック" w:cs="Calibri" w:asciiTheme="majorHAnsi" w:hAnsiTheme="majorHAnsi" w:eastAsiaTheme="majorEastAsia" w:csTheme="majorBidi"/>
+          <w:rFonts w:ascii="Calibri" w:hAnsi="Calibri" w:eastAsia="ＭＳ ゴシック" w:cs="Calibri" w:asciiTheme="majorHAnsi" w:hAnsiTheme="majorHAnsi" w:eastAsiaTheme="majorEastAsia"/>
           <w:b/>
           <w:bCs/>
           <w:color w:val="4F81BD" w:themeColor="accent1"/>
@@ -864,7 +864,7 @@
       </w:pPr>
       <w:r>
         <w:rPr>
-          <w:rFonts w:ascii="Consolas" w:hAnsi="Consolas" w:eastAsia="ＭＳ 明朝" w:cs="Consolas" w:eastAsiaTheme="minorEastAsia" w:csTheme="minorBidi"/>
+          <w:rFonts w:ascii="Consolas" w:hAnsi="Consolas" w:eastAsia="ＭＳ 明朝" w:cs="Consolas" w:eastAsiaTheme="minorEastAsia"/>
           <w:sz w:val="18"/>
           <w:szCs w:val="22"/>
         </w:rPr>
@@ -875,7 +875,7 @@
       </w:r>
       <w:r>
         <w:rPr>
-          <w:rFonts w:ascii="Consolas" w:hAnsi="Consolas" w:eastAsia="ＭＳ 明朝" w:cs="Consolas" w:eastAsiaTheme="minorEastAsia" w:csTheme="minorBidi"/>
+          <w:rFonts w:ascii="Consolas" w:hAnsi="Consolas" w:eastAsia="ＭＳ 明朝" w:cs="Consolas" w:eastAsiaTheme="minorEastAsia"/>
           <w:sz w:val="18"/>
           <w:szCs w:val="22"/>
         </w:rPr>
@@ -886,7 +886,7 @@
       </w:r>
       <w:r>
         <w:rPr>
-          <w:rFonts w:ascii="Consolas" w:hAnsi="Consolas" w:eastAsia="ＭＳ 明朝" w:cs="Consolas" w:eastAsiaTheme="minorEastAsia" w:csTheme="minorBidi"/>
+          <w:rFonts w:ascii="Consolas" w:hAnsi="Consolas" w:eastAsia="ＭＳ 明朝" w:cs="Consolas" w:eastAsiaTheme="minorEastAsia"/>
           <w:sz w:val="18"/>
           <w:szCs w:val="22"/>
         </w:rPr>
@@ -897,7 +897,7 @@
       </w:r>
       <w:r>
         <w:rPr>
-          <w:rFonts w:ascii="Consolas" w:hAnsi="Consolas" w:eastAsia="ＭＳ 明朝" w:cs="Consolas" w:eastAsiaTheme="minorEastAsia" w:csTheme="minorBidi"/>
+          <w:rFonts w:ascii="Consolas" w:hAnsi="Consolas" w:eastAsia="ＭＳ 明朝" w:cs="Consolas" w:eastAsiaTheme="minorEastAsia"/>
           <w:sz w:val="18"/>
           <w:szCs w:val="22"/>
         </w:rPr>
@@ -908,7 +908,7 @@
       </w:r>
       <w:r>
         <w:rPr>
-          <w:rFonts w:ascii="Consolas" w:hAnsi="Consolas" w:eastAsia="ＭＳ 明朝" w:cs="Consolas" w:eastAsiaTheme="minorEastAsia" w:csTheme="minorBidi"/>
+          <w:rFonts w:ascii="Consolas" w:hAnsi="Consolas" w:eastAsia="ＭＳ 明朝" w:cs="Consolas" w:eastAsiaTheme="minorEastAsia"/>
           <w:sz w:val="18"/>
           <w:szCs w:val="22"/>
         </w:rPr>
@@ -922,7 +922,7 @@
       </w:pPr>
       <w:r>
         <w:rPr>
-          <w:rFonts w:ascii="Calibri" w:hAnsi="Calibri" w:eastAsia="ＭＳ ゴシック" w:cs="Calibri" w:asciiTheme="majorHAnsi" w:hAnsiTheme="majorHAnsi" w:eastAsiaTheme="majorEastAsia" w:csTheme="majorBidi"/>
+          <w:rFonts w:ascii="Calibri" w:hAnsi="Calibri" w:eastAsia="ＭＳ ゴシック" w:cs="Calibri" w:asciiTheme="majorHAnsi" w:hAnsiTheme="majorHAnsi" w:eastAsiaTheme="majorEastAsia"/>
           <w:b/>
           <w:bCs/>
           <w:color w:val="365F91" w:themeColor="accent1" w:themeShade="BF"/>
@@ -939,7 +939,7 @@
       </w:pPr>
       <w:r>
         <w:rPr>
-          <w:rFonts w:ascii="Calibri" w:hAnsi="Calibri" w:eastAsia="ＭＳ 明朝" w:cs="Calibri" w:eastAsiaTheme="minorEastAsia" w:csTheme="minorBidi"/>
+          <w:rFonts w:ascii="Calibri" w:hAnsi="Calibri" w:eastAsia="ＭＳ 明朝" w:cs="Calibri" w:eastAsiaTheme="minorEastAsia"/>
           <w:sz w:val="22"/>
           <w:szCs w:val="22"/>
         </w:rPr>
@@ -953,7 +953,7 @@
       </w:pPr>
       <w:r>
         <w:rPr>
-          <w:rFonts w:ascii="Consolas" w:hAnsi="Consolas" w:eastAsia="ＭＳ 明朝" w:cs="Consolas" w:eastAsiaTheme="minorEastAsia" w:csTheme="minorBidi"/>
+          <w:rFonts w:ascii="Consolas" w:hAnsi="Consolas" w:eastAsia="ＭＳ 明朝" w:cs="Consolas" w:eastAsiaTheme="minorEastAsia"/>
           <w:sz w:val="18"/>
           <w:szCs w:val="22"/>
         </w:rPr>
@@ -964,7 +964,7 @@
       </w:r>
       <w:r>
         <w:rPr>
-          <w:rFonts w:ascii="Consolas" w:hAnsi="Consolas" w:eastAsia="ＭＳ 明朝" w:cs="Consolas" w:eastAsiaTheme="minorEastAsia" w:csTheme="minorBidi"/>
+          <w:rFonts w:ascii="Consolas" w:hAnsi="Consolas" w:eastAsia="ＭＳ 明朝" w:cs="Consolas" w:eastAsiaTheme="minorEastAsia"/>
           <w:sz w:val="18"/>
           <w:szCs w:val="22"/>
         </w:rPr>
@@ -975,7 +975,7 @@
       </w:r>
       <w:r>
         <w:rPr>
-          <w:rFonts w:ascii="Consolas" w:hAnsi="Consolas" w:eastAsia="ＭＳ 明朝" w:cs="Consolas" w:eastAsiaTheme="minorEastAsia" w:csTheme="minorBidi"/>
+          <w:rFonts w:ascii="Consolas" w:hAnsi="Consolas" w:eastAsia="ＭＳ 明朝" w:cs="Consolas" w:eastAsiaTheme="minorEastAsia"/>
           <w:sz w:val="18"/>
           <w:szCs w:val="22"/>
         </w:rPr>
@@ -986,7 +986,7 @@
       </w:r>
       <w:r>
         <w:rPr>
-          <w:rFonts w:ascii="Consolas" w:hAnsi="Consolas" w:eastAsia="ＭＳ 明朝" w:cs="Consolas" w:eastAsiaTheme="minorEastAsia" w:csTheme="minorBidi"/>
+          <w:rFonts w:ascii="Consolas" w:hAnsi="Consolas" w:eastAsia="ＭＳ 明朝" w:cs="Consolas" w:eastAsiaTheme="minorEastAsia"/>
           <w:sz w:val="18"/>
           <w:szCs w:val="22"/>
         </w:rPr>
@@ -997,7 +997,7 @@
       </w:r>
       <w:r>
         <w:rPr>
-          <w:rFonts w:ascii="Consolas" w:hAnsi="Consolas" w:eastAsia="ＭＳ 明朝" w:cs="Consolas" w:eastAsiaTheme="minorEastAsia" w:csTheme="minorBidi"/>
+          <w:rFonts w:ascii="Consolas" w:hAnsi="Consolas" w:eastAsia="ＭＳ 明朝" w:cs="Consolas" w:eastAsiaTheme="minorEastAsia"/>
           <w:sz w:val="18"/>
           <w:szCs w:val="22"/>
         </w:rPr>
@@ -1008,7 +1008,7 @@
       </w:r>
       <w:r>
         <w:rPr>
-          <w:rFonts w:ascii="Consolas" w:hAnsi="Consolas" w:eastAsia="ＭＳ 明朝" w:cs="Consolas" w:eastAsiaTheme="minorEastAsia" w:csTheme="minorBidi"/>
+          <w:rFonts w:ascii="Consolas" w:hAnsi="Consolas" w:eastAsia="ＭＳ 明朝" w:cs="Consolas" w:eastAsiaTheme="minorEastAsia"/>
           <w:sz w:val="18"/>
           <w:szCs w:val="22"/>
         </w:rPr>
@@ -1019,7 +1019,7 @@
       </w:r>
       <w:r>
         <w:rPr>
-          <w:rFonts w:ascii="Consolas" w:hAnsi="Consolas" w:eastAsia="ＭＳ 明朝" w:cs="Consolas" w:eastAsiaTheme="minorEastAsia" w:csTheme="minorBidi"/>
+          <w:rFonts w:ascii="Consolas" w:hAnsi="Consolas" w:eastAsia="ＭＳ 明朝" w:cs="Consolas" w:eastAsiaTheme="minorEastAsia"/>
           <w:sz w:val="18"/>
           <w:szCs w:val="22"/>
         </w:rPr>
@@ -1033,7 +1033,7 @@
       </w:pPr>
       <w:r>
         <w:rPr>
-          <w:rFonts w:ascii="Calibri" w:hAnsi="Calibri" w:eastAsia="ＭＳ ゴシック" w:cs="Calibri" w:asciiTheme="majorHAnsi" w:hAnsiTheme="majorHAnsi" w:eastAsiaTheme="majorEastAsia" w:csTheme="majorBidi"/>
+          <w:rFonts w:ascii="Calibri" w:hAnsi="Calibri" w:eastAsia="ＭＳ ゴシック" w:cs="Calibri" w:asciiTheme="majorHAnsi" w:hAnsiTheme="majorHAnsi" w:eastAsiaTheme="majorEastAsia"/>
           <w:b/>
           <w:bCs/>
           <w:color w:val="365F91" w:themeColor="accent1" w:themeShade="BF"/>
@@ -1050,7 +1050,7 @@
       </w:pPr>
       <w:r>
         <w:rPr>
-          <w:rFonts w:ascii="Calibri" w:hAnsi="Calibri" w:eastAsia="ＭＳ 明朝" w:cs="Calibri" w:eastAsiaTheme="minorEastAsia" w:csTheme="minorBidi"/>
+          <w:rFonts w:ascii="Calibri" w:hAnsi="Calibri" w:eastAsia="ＭＳ 明朝" w:cs="Calibri" w:eastAsiaTheme="minorEastAsia"/>
           <w:sz w:val="22"/>
           <w:szCs w:val="22"/>
         </w:rPr>
@@ -1065,7 +1065,7 @@
       </w:pPr>
       <w:r>
         <w:rPr>
-          <w:rFonts w:ascii="Calibri" w:hAnsi="Calibri" w:eastAsia="ＭＳ 明朝" w:cs="Calibri" w:eastAsiaTheme="minorEastAsia" w:csTheme="minorBidi"/>
+          <w:rFonts w:ascii="Calibri" w:hAnsi="Calibri" w:eastAsia="ＭＳ 明朝" w:cs="Calibri" w:eastAsiaTheme="minorEastAsia"/>
           <w:sz w:val="22"/>
           <w:szCs w:val="22"/>
         </w:rPr>
@@ -1080,7 +1080,7 @@
       </w:pPr>
       <w:r>
         <w:rPr>
-          <w:rFonts w:ascii="Calibri" w:hAnsi="Calibri" w:eastAsia="ＭＳ 明朝" w:cs="Calibri" w:eastAsiaTheme="minorEastAsia" w:csTheme="minorBidi"/>
+          <w:rFonts w:ascii="Calibri" w:hAnsi="Calibri" w:eastAsia="ＭＳ 明朝" w:cs="Calibri" w:eastAsiaTheme="minorEastAsia"/>
           <w:sz w:val="22"/>
           <w:szCs w:val="22"/>
         </w:rPr>
@@ -1095,7 +1095,7 @@
       </w:pPr>
       <w:r>
         <w:rPr>
-          <w:rFonts w:ascii="Calibri" w:hAnsi="Calibri" w:eastAsia="ＭＳ 明朝" w:cs="Calibri" w:eastAsiaTheme="minorEastAsia" w:csTheme="minorBidi"/>
+          <w:rFonts w:ascii="Calibri" w:hAnsi="Calibri" w:eastAsia="ＭＳ 明朝" w:cs="Calibri" w:eastAsiaTheme="minorEastAsia"/>
           <w:sz w:val="22"/>
           <w:szCs w:val="22"/>
         </w:rPr>
@@ -1110,7 +1110,7 @@
       </w:pPr>
       <w:r>
         <w:rPr>
-          <w:rFonts w:ascii="Calibri" w:hAnsi="Calibri" w:eastAsia="ＭＳ 明朝" w:cs="Calibri" w:eastAsiaTheme="minorEastAsia" w:csTheme="minorBidi"/>
+          <w:rFonts w:ascii="Calibri" w:hAnsi="Calibri" w:eastAsia="ＭＳ 明朝" w:cs="Calibri" w:eastAsiaTheme="minorEastAsia"/>
           <w:sz w:val="22"/>
           <w:szCs w:val="22"/>
         </w:rPr>
@@ -1124,7 +1124,7 @@
       </w:pPr>
       <w:r>
         <w:rPr>
-          <w:rFonts w:ascii="Calibri" w:hAnsi="Calibri" w:eastAsia="ＭＳ ゴシック" w:cs="Calibri" w:asciiTheme="majorHAnsi" w:hAnsiTheme="majorHAnsi" w:eastAsiaTheme="majorEastAsia" w:csTheme="majorBidi"/>
+          <w:rFonts w:ascii="Calibri" w:hAnsi="Calibri" w:eastAsia="ＭＳ ゴシック" w:cs="Calibri" w:asciiTheme="majorHAnsi" w:hAnsiTheme="majorHAnsi" w:eastAsiaTheme="majorEastAsia"/>
           <w:b/>
           <w:bCs/>
           <w:color w:val="365F91" w:themeColor="accent1" w:themeShade="BF"/>
@@ -1141,7 +1141,7 @@
       </w:pPr>
       <w:r>
         <w:rPr>
-          <w:rFonts w:ascii="Calibri" w:hAnsi="Calibri" w:eastAsia="ＭＳ 明朝" w:cs="Calibri" w:eastAsiaTheme="minorEastAsia" w:csTheme="minorBidi"/>
+          <w:rFonts w:ascii="Calibri" w:hAnsi="Calibri" w:eastAsia="ＭＳ 明朝" w:cs="Calibri" w:eastAsiaTheme="minorEastAsia"/>
           <w:sz w:val="22"/>
           <w:szCs w:val="22"/>
         </w:rPr>
@@ -1156,7 +1156,7 @@
       </w:pPr>
       <w:r>
         <w:rPr>
-          <w:rFonts w:ascii="Calibri" w:hAnsi="Calibri" w:eastAsia="ＭＳ 明朝" w:cs="Calibri" w:eastAsiaTheme="minorEastAsia" w:csTheme="minorBidi"/>
+          <w:rFonts w:ascii="Calibri" w:hAnsi="Calibri" w:eastAsia="ＭＳ 明朝" w:cs="Calibri" w:eastAsiaTheme="minorEastAsia"/>
           <w:sz w:val="22"/>
           <w:szCs w:val="22"/>
         </w:rPr>
@@ -1171,7 +1171,7 @@
       </w:pPr>
       <w:r>
         <w:rPr>
-          <w:rFonts w:ascii="Calibri" w:hAnsi="Calibri" w:eastAsia="ＭＳ 明朝" w:cs="Calibri" w:eastAsiaTheme="minorEastAsia" w:csTheme="minorBidi"/>
+          <w:rFonts w:ascii="Calibri" w:hAnsi="Calibri" w:eastAsia="ＭＳ 明朝" w:cs="Calibri" w:eastAsiaTheme="minorEastAsia"/>
           <w:sz w:val="22"/>
           <w:szCs w:val="22"/>
         </w:rPr>
@@ -1186,7 +1186,7 @@
       </w:pPr>
       <w:r>
         <w:rPr>
-          <w:rFonts w:ascii="Calibri" w:hAnsi="Calibri" w:eastAsia="ＭＳ 明朝" w:cs="Calibri" w:eastAsiaTheme="minorEastAsia" w:csTheme="minorBidi"/>
+          <w:rFonts w:ascii="Calibri" w:hAnsi="Calibri" w:eastAsia="ＭＳ 明朝" w:cs="Calibri" w:eastAsiaTheme="minorEastAsia"/>
           <w:sz w:val="22"/>
           <w:szCs w:val="22"/>
         </w:rPr>
@@ -1201,7 +1201,7 @@
       </w:pPr>
       <w:r>
         <w:rPr>
-          <w:rFonts w:ascii="Calibri" w:hAnsi="Calibri" w:eastAsia="ＭＳ 明朝" w:cs="Calibri" w:eastAsiaTheme="minorEastAsia" w:csTheme="minorBidi"/>
+          <w:rFonts w:ascii="Calibri" w:hAnsi="Calibri" w:eastAsia="ＭＳ 明朝" w:cs="Calibri" w:eastAsiaTheme="minorEastAsia"/>
           <w:sz w:val="22"/>
           <w:szCs w:val="22"/>
         </w:rPr>
@@ -1216,7 +1216,7 @@
       </w:pPr>
       <w:r>
         <w:rPr>
-          <w:rFonts w:ascii="Calibri" w:hAnsi="Calibri" w:eastAsia="ＭＳ 明朝" w:cs="Calibri" w:eastAsiaTheme="minorEastAsia" w:csTheme="minorBidi"/>
+          <w:rFonts w:ascii="Calibri" w:hAnsi="Calibri" w:eastAsia="ＭＳ 明朝" w:cs="Calibri" w:eastAsiaTheme="minorEastAsia"/>
           <w:sz w:val="22"/>
           <w:szCs w:val="22"/>
         </w:rPr>
@@ -1231,7 +1231,7 @@
       </w:pPr>
       <w:r>
         <w:rPr>
-          <w:rFonts w:ascii="Calibri" w:hAnsi="Calibri" w:eastAsia="ＭＳ 明朝" w:cs="Calibri" w:eastAsiaTheme="minorEastAsia" w:csTheme="minorBidi"/>
+          <w:rFonts w:ascii="Calibri" w:hAnsi="Calibri" w:eastAsia="ＭＳ 明朝" w:cs="Calibri" w:eastAsiaTheme="minorEastAsia"/>
           <w:sz w:val="22"/>
           <w:szCs w:val="22"/>
         </w:rPr>
@@ -1246,7 +1246,7 @@
       </w:pPr>
       <w:r>
         <w:rPr>
-          <w:rFonts w:ascii="Calibri" w:hAnsi="Calibri" w:eastAsia="ＭＳ 明朝" w:cs="Calibri" w:eastAsiaTheme="minorEastAsia" w:csTheme="minorBidi"/>
+          <w:rFonts w:ascii="Calibri" w:hAnsi="Calibri" w:eastAsia="ＭＳ 明朝" w:cs="Calibri" w:eastAsiaTheme="minorEastAsia"/>
           <w:sz w:val="22"/>
           <w:szCs w:val="22"/>
         </w:rPr>
@@ -1261,7 +1261,7 @@
       </w:pPr>
       <w:r>
         <w:rPr>
-          <w:rFonts w:ascii="Calibri" w:hAnsi="Calibri" w:eastAsia="ＭＳ 明朝" w:cs="Calibri" w:eastAsiaTheme="minorEastAsia" w:csTheme="minorBidi"/>
+          <w:rFonts w:ascii="Calibri" w:hAnsi="Calibri" w:eastAsia="ＭＳ 明朝" w:cs="Calibri" w:eastAsiaTheme="minorEastAsia"/>
           <w:sz w:val="22"/>
           <w:szCs w:val="22"/>
         </w:rPr>
@@ -1276,7 +1276,7 @@
       </w:pPr>
       <w:r>
         <w:rPr>
-          <w:rFonts w:ascii="Calibri" w:hAnsi="Calibri" w:eastAsia="ＭＳ 明朝" w:cs="Calibri" w:eastAsiaTheme="minorEastAsia" w:csTheme="minorBidi"/>
+          <w:rFonts w:ascii="Calibri" w:hAnsi="Calibri" w:eastAsia="ＭＳ 明朝" w:cs="Calibri" w:eastAsiaTheme="minorEastAsia"/>
           <w:sz w:val="22"/>
           <w:szCs w:val="22"/>
         </w:rPr>
@@ -1291,7 +1291,7 @@
       </w:pPr>
       <w:r>
         <w:rPr>
-          <w:rFonts w:ascii="Calibri" w:hAnsi="Calibri" w:eastAsia="ＭＳ 明朝" w:cs="Calibri" w:eastAsiaTheme="minorEastAsia" w:csTheme="minorBidi"/>
+          <w:rFonts w:ascii="Calibri" w:hAnsi="Calibri" w:eastAsia="ＭＳ 明朝" w:cs="Calibri" w:eastAsiaTheme="minorEastAsia"/>
           <w:sz w:val="22"/>
           <w:szCs w:val="22"/>
         </w:rPr>
@@ -1305,7 +1305,7 @@
       </w:pPr>
       <w:r>
         <w:rPr>
-          <w:rFonts w:ascii="Calibri" w:hAnsi="Calibri" w:eastAsia="ＭＳ ゴシック" w:cs="Calibri" w:asciiTheme="majorHAnsi" w:hAnsiTheme="majorHAnsi" w:eastAsiaTheme="majorEastAsia" w:csTheme="majorBidi"/>
+          <w:rFonts w:ascii="Calibri" w:hAnsi="Calibri" w:eastAsia="ＭＳ ゴシック" w:cs="Calibri" w:asciiTheme="majorHAnsi" w:hAnsiTheme="majorHAnsi" w:eastAsiaTheme="majorEastAsia"/>
           <w:b/>
           <w:bCs/>
           <w:color w:val="365F91" w:themeColor="accent1" w:themeShade="BF"/>
@@ -1322,7 +1322,7 @@
       </w:pPr>
       <w:r>
         <w:rPr>
-          <w:rFonts w:ascii="Calibri" w:hAnsi="Calibri" w:eastAsia="ＭＳ 明朝" w:cs="Calibri" w:eastAsiaTheme="minorEastAsia" w:csTheme="minorBidi"/>
+          <w:rFonts w:ascii="Calibri" w:hAnsi="Calibri" w:eastAsia="ＭＳ 明朝" w:cs="Calibri" w:eastAsiaTheme="minorEastAsia"/>
           <w:sz w:val="22"/>
           <w:szCs w:val="22"/>
         </w:rPr>
@@ -1337,7 +1337,7 @@
       </w:pPr>
       <w:r>
         <w:rPr>
-          <w:rFonts w:ascii="Calibri" w:hAnsi="Calibri" w:eastAsia="ＭＳ 明朝" w:cs="Calibri" w:eastAsiaTheme="minorEastAsia" w:csTheme="minorBidi"/>
+          <w:rFonts w:ascii="Calibri" w:hAnsi="Calibri" w:eastAsia="ＭＳ 明朝" w:cs="Calibri" w:eastAsiaTheme="minorEastAsia"/>
           <w:sz w:val="22"/>
           <w:szCs w:val="22"/>
         </w:rPr>
@@ -1352,7 +1352,7 @@
       </w:pPr>
       <w:r>
         <w:rPr>
-          <w:rFonts w:ascii="Calibri" w:hAnsi="Calibri" w:eastAsia="ＭＳ 明朝" w:cs="Calibri" w:eastAsiaTheme="minorEastAsia" w:csTheme="minorBidi"/>
+          <w:rFonts w:ascii="Calibri" w:hAnsi="Calibri" w:eastAsia="ＭＳ 明朝" w:cs="Calibri" w:eastAsiaTheme="minorEastAsia"/>
           <w:sz w:val="22"/>
           <w:szCs w:val="22"/>
         </w:rPr>
@@ -1367,7 +1367,7 @@
       </w:pPr>
       <w:r>
         <w:rPr>
-          <w:rFonts w:ascii="Calibri" w:hAnsi="Calibri" w:eastAsia="ＭＳ 明朝" w:cs="Calibri" w:eastAsiaTheme="minorEastAsia" w:csTheme="minorBidi"/>
+          <w:rFonts w:ascii="Calibri" w:hAnsi="Calibri" w:eastAsia="ＭＳ 明朝" w:cs="Calibri" w:eastAsiaTheme="minorEastAsia"/>
           <w:sz w:val="22"/>
           <w:szCs w:val="22"/>
         </w:rPr>
@@ -1382,7 +1382,7 @@
       </w:pPr>
       <w:r>
         <w:rPr>
-          <w:rFonts w:ascii="Calibri" w:hAnsi="Calibri" w:eastAsia="ＭＳ 明朝" w:cs="Calibri" w:eastAsiaTheme="minorEastAsia" w:csTheme="minorBidi"/>
+          <w:rFonts w:ascii="Calibri" w:hAnsi="Calibri" w:eastAsia="ＭＳ 明朝" w:cs="Calibri" w:eastAsiaTheme="minorEastAsia"/>
           <w:sz w:val="22"/>
           <w:szCs w:val="22"/>
         </w:rPr>
@@ -1397,7 +1397,7 @@
       </w:pPr>
       <w:r>
         <w:rPr>
-          <w:rFonts w:ascii="Calibri" w:hAnsi="Calibri" w:eastAsia="ＭＳ 明朝" w:cs="Calibri" w:eastAsiaTheme="minorEastAsia" w:csTheme="minorBidi"/>
+          <w:rFonts w:ascii="Calibri" w:hAnsi="Calibri" w:eastAsia="ＭＳ 明朝" w:cs="Calibri" w:eastAsiaTheme="minorEastAsia"/>
           <w:sz w:val="22"/>
           <w:szCs w:val="22"/>
         </w:rPr>
@@ -1412,7 +1412,7 @@
       </w:pPr>
       <w:r>
         <w:rPr>
-          <w:rFonts w:ascii="Calibri" w:hAnsi="Calibri" w:eastAsia="ＭＳ 明朝" w:cs="Calibri" w:eastAsiaTheme="minorEastAsia" w:csTheme="minorBidi"/>
+          <w:rFonts w:ascii="Calibri" w:hAnsi="Calibri" w:eastAsia="ＭＳ 明朝" w:cs="Calibri" w:eastAsiaTheme="minorEastAsia"/>
           <w:sz w:val="22"/>
           <w:szCs w:val="22"/>
         </w:rPr>
@@ -1427,7 +1427,7 @@
       </w:pPr>
       <w:r>
         <w:rPr>
-          <w:rFonts w:ascii="Calibri" w:hAnsi="Calibri" w:eastAsia="ＭＳ 明朝" w:cs="Calibri" w:eastAsiaTheme="minorEastAsia" w:csTheme="minorBidi"/>
+          <w:rFonts w:ascii="Calibri" w:hAnsi="Calibri" w:eastAsia="ＭＳ 明朝" w:cs="Calibri" w:eastAsiaTheme="minorEastAsia"/>
           <w:sz w:val="22"/>
           <w:szCs w:val="22"/>
         </w:rPr>
@@ -1442,7 +1442,7 @@
       </w:pPr>
       <w:r>
         <w:rPr>
-          <w:rFonts w:ascii="Calibri" w:hAnsi="Calibri" w:eastAsia="ＭＳ 明朝" w:cs="Calibri" w:eastAsiaTheme="minorEastAsia" w:csTheme="minorBidi"/>
+          <w:rFonts w:ascii="Calibri" w:hAnsi="Calibri" w:eastAsia="ＭＳ 明朝" w:cs="Calibri" w:eastAsiaTheme="minorEastAsia"/>
           <w:sz w:val="22"/>
           <w:szCs w:val="22"/>
         </w:rPr>
@@ -1457,7 +1457,7 @@
       </w:pPr>
       <w:r>
         <w:rPr>
-          <w:rFonts w:ascii="Calibri" w:hAnsi="Calibri" w:eastAsia="ＭＳ 明朝" w:cs="Calibri" w:eastAsiaTheme="minorEastAsia" w:csTheme="minorBidi"/>
+          <w:rFonts w:ascii="Calibri" w:hAnsi="Calibri" w:eastAsia="ＭＳ 明朝" w:cs="Calibri" w:eastAsiaTheme="minorEastAsia"/>
           <w:sz w:val="22"/>
           <w:szCs w:val="22"/>
         </w:rPr>
@@ -1472,7 +1472,7 @@
       </w:pPr>
       <w:r>
         <w:rPr>
-          <w:rFonts w:ascii="Calibri" w:hAnsi="Calibri" w:eastAsia="ＭＳ 明朝" w:cs="Calibri" w:eastAsiaTheme="minorEastAsia" w:csTheme="minorBidi"/>
+          <w:rFonts w:ascii="Calibri" w:hAnsi="Calibri" w:eastAsia="ＭＳ 明朝" w:cs="Calibri" w:eastAsiaTheme="minorEastAsia"/>
           <w:sz w:val="22"/>
           <w:szCs w:val="22"/>
         </w:rPr>
@@ -1487,7 +1487,7 @@
       </w:pPr>
       <w:r>
         <w:rPr>
-          <w:rFonts w:ascii="Calibri" w:hAnsi="Calibri" w:eastAsia="ＭＳ 明朝" w:cs="Calibri" w:eastAsiaTheme="minorEastAsia" w:csTheme="minorBidi"/>
+          <w:rFonts w:ascii="Calibri" w:hAnsi="Calibri" w:eastAsia="ＭＳ 明朝" w:cs="Calibri" w:eastAsiaTheme="minorEastAsia"/>
           <w:sz w:val="22"/>
           <w:szCs w:val="22"/>
         </w:rPr>
@@ -1501,7 +1501,7 @@
       </w:pPr>
       <w:r>
         <w:rPr>
-          <w:rFonts w:ascii="Calibri" w:hAnsi="Calibri" w:eastAsia="ＭＳ 明朝" w:cs="Calibri" w:eastAsiaTheme="minorEastAsia" w:csTheme="minorBidi"/>
+          <w:rFonts w:ascii="Calibri" w:hAnsi="Calibri" w:eastAsia="ＭＳ 明朝" w:cs="Calibri" w:eastAsiaTheme="minorEastAsia"/>
           <w:sz w:val="22"/>
           <w:szCs w:val="22"/>
         </w:rPr>
@@ -1515,7 +1515,7 @@
       </w:pPr>
       <w:r>
         <w:rPr>
-          <w:rFonts w:ascii="Consolas" w:hAnsi="Consolas" w:eastAsia="ＭＳ 明朝" w:cs="Consolas" w:eastAsiaTheme="minorEastAsia" w:csTheme="minorBidi"/>
+          <w:rFonts w:ascii="Consolas" w:hAnsi="Consolas" w:eastAsia="ＭＳ 明朝" w:cs="Consolas" w:eastAsiaTheme="minorEastAsia"/>
           <w:sz w:val="18"/>
           <w:szCs w:val="22"/>
         </w:rPr>
@@ -1526,7 +1526,7 @@
       </w:r>
       <w:r>
         <w:rPr>
-          <w:rFonts w:ascii="Consolas" w:hAnsi="Consolas" w:eastAsia="ＭＳ 明朝" w:cs="Consolas" w:eastAsiaTheme="minorEastAsia" w:csTheme="minorBidi"/>
+          <w:rFonts w:ascii="Consolas" w:hAnsi="Consolas" w:eastAsia="ＭＳ 明朝" w:cs="Consolas" w:eastAsiaTheme="minorEastAsia"/>
           <w:sz w:val="18"/>
           <w:szCs w:val="22"/>
         </w:rPr>
@@ -1537,7 +1537,7 @@
       </w:r>
       <w:r>
         <w:rPr>
-          <w:rFonts w:ascii="Consolas" w:hAnsi="Consolas" w:eastAsia="ＭＳ 明朝" w:cs="Consolas" w:eastAsiaTheme="minorEastAsia" w:csTheme="minorBidi"/>
+          <w:rFonts w:ascii="Consolas" w:hAnsi="Consolas" w:eastAsia="ＭＳ 明朝" w:cs="Consolas" w:eastAsiaTheme="minorEastAsia"/>
           <w:sz w:val="18"/>
           <w:szCs w:val="22"/>
         </w:rPr>
@@ -1548,7 +1548,7 @@
       </w:r>
       <w:r>
         <w:rPr>
-          <w:rFonts w:ascii="Consolas" w:hAnsi="Consolas" w:eastAsia="ＭＳ 明朝" w:cs="Consolas" w:eastAsiaTheme="minorEastAsia" w:csTheme="minorBidi"/>
+          <w:rFonts w:ascii="Consolas" w:hAnsi="Consolas" w:eastAsia="ＭＳ 明朝" w:cs="Consolas" w:eastAsiaTheme="minorEastAsia"/>
           <w:sz w:val="18"/>
           <w:szCs w:val="22"/>
         </w:rPr>
@@ -1559,7 +1559,7 @@
       </w:r>
       <w:r>
         <w:rPr>
-          <w:rFonts w:ascii="Consolas" w:hAnsi="Consolas" w:eastAsia="ＭＳ 明朝" w:cs="Consolas" w:eastAsiaTheme="minorEastAsia" w:csTheme="minorBidi"/>
+          <w:rFonts w:ascii="Consolas" w:hAnsi="Consolas" w:eastAsia="ＭＳ 明朝" w:cs="Consolas" w:eastAsiaTheme="minorEastAsia"/>
           <w:sz w:val="18"/>
           <w:szCs w:val="22"/>
         </w:rPr>
@@ -1570,7 +1570,7 @@
       </w:r>
       <w:r>
         <w:rPr>
-          <w:rFonts w:ascii="Consolas" w:hAnsi="Consolas" w:eastAsia="ＭＳ 明朝" w:cs="Consolas" w:eastAsiaTheme="minorEastAsia" w:csTheme="minorBidi"/>
+          <w:rFonts w:ascii="Consolas" w:hAnsi="Consolas" w:eastAsia="ＭＳ 明朝" w:cs="Consolas" w:eastAsiaTheme="minorEastAsia"/>
           <w:sz w:val="18"/>
           <w:szCs w:val="22"/>
         </w:rPr>
@@ -1581,7 +1581,7 @@
       </w:r>
       <w:r>
         <w:rPr>
-          <w:rFonts w:ascii="Consolas" w:hAnsi="Consolas" w:eastAsia="ＭＳ 明朝" w:cs="Consolas" w:eastAsiaTheme="minorEastAsia" w:csTheme="minorBidi"/>
+          <w:rFonts w:ascii="Consolas" w:hAnsi="Consolas" w:eastAsia="ＭＳ 明朝" w:cs="Consolas" w:eastAsiaTheme="minorEastAsia"/>
           <w:sz w:val="18"/>
           <w:szCs w:val="22"/>
         </w:rPr>
@@ -1592,7 +1592,7 @@
       </w:r>
       <w:r>
         <w:rPr>
-          <w:rFonts w:ascii="Consolas" w:hAnsi="Consolas" w:eastAsia="ＭＳ 明朝" w:cs="Consolas" w:eastAsiaTheme="minorEastAsia" w:csTheme="minorBidi"/>
+          <w:rFonts w:ascii="Consolas" w:hAnsi="Consolas" w:eastAsia="ＭＳ 明朝" w:cs="Consolas" w:eastAsiaTheme="minorEastAsia"/>
           <w:sz w:val="18"/>
           <w:szCs w:val="22"/>
         </w:rPr>
@@ -1603,7 +1603,7 @@
       </w:r>
       <w:r>
         <w:rPr>
-          <w:rFonts w:ascii="Consolas" w:hAnsi="Consolas" w:eastAsia="ＭＳ 明朝" w:cs="Consolas" w:eastAsiaTheme="minorEastAsia" w:csTheme="minorBidi"/>
+          <w:rFonts w:ascii="Consolas" w:hAnsi="Consolas" w:eastAsia="ＭＳ 明朝" w:cs="Consolas" w:eastAsiaTheme="minorEastAsia"/>
           <w:sz w:val="18"/>
           <w:szCs w:val="22"/>
         </w:rPr>
@@ -1617,7 +1617,7 @@
       </w:pPr>
       <w:r>
         <w:rPr>
-          <w:rFonts w:ascii="Calibri" w:hAnsi="Calibri" w:eastAsia="ＭＳ 明朝" w:cs="Calibri" w:eastAsiaTheme="minorEastAsia" w:csTheme="minorBidi"/>
+          <w:rFonts w:ascii="Calibri" w:hAnsi="Calibri" w:eastAsia="ＭＳ 明朝" w:cs="Calibri" w:eastAsiaTheme="minorEastAsia"/>
           <w:sz w:val="22"/>
           <w:szCs w:val="22"/>
         </w:rPr>
@@ -1637,72 +1637,66 @@
 </file>
 
 <file path=word/header1.xml><?xml version="1.0" encoding="utf-8"?>
-<ns0:hdr xmlns:ns0="http://schemas.openxmlformats.org/wordprocessingml/2006/main" xmlns:ns1="http://schemas.microsoft.com/office/word/2010/wordml">
-  <ns0:p ns1:paraId="24BB0033">
-    <ns0:pPr>
-      <ns0:spacing ns0:after="200" ns0:line="276" ns0:lineRule="auto"/>
-    </ns0:pPr>
-    <ns0:r>
-      <ns0:t>Nama : Raka Arwaky</ns0:t>
-    </ns0:r>
-    <ns0:r>
-      <ns0:tab/>
-    </ns0:r>
-    <ns0:r>
-      <ns0:tab/>
-    </ns0:r>
-    <ns0:r>
-      <ns0:tab/>
-    </ns0:r>
-    <ns0:r>
-      <ns0:tab/>
-    </ns0:r>
-    <ns0:r>
-      <ns0:tab/>
-    </ns0:r>
-    <ns0:r>
-      <ns0:t>Mata Kuliah : Pengantar Coding</ns0:t>
-    </ns0:r>
-  </ns0:p>
-  <ns0:p ns1:paraId="37AC61F8">
-    <ns0:pPr>
-      <ns0:spacing ns0:after="200" ns0:line="276" ns0:lineRule="auto"/>
-    </ns0:pPr>
-    <ns0:r>
-      <ns0:t xml:space="preserve">Nim    : 22342030</ns0:t>
-    </ns0:r>
-    <ns0:r>
-      <ns0:tab/>
-    </ns0:r>
-    <ns0:r>
-      <ns0:tab/>
-    </ns0:r>
-    <ns0:r>
-      <ns0:tab/>
-    </ns0:r>
-    <ns0:r>
-      <ns0:tab/>
-    </ns0:r>
-    <ns0:r>
-      <ns0:tab/>
-    </ns0:r>
-    <ns0:r>
-      <ns0:tab/>
-    </ns0:r>
-    <ns0:r>
-      <ns0:t>Sesi : 863</ns0:t>
-    </ns0:r>
-  </ns0:p>
-  <ns0:p ns1:paraId="75C8E359">
-    <ns0:pPr>
-      <ns0:spacing ns0:after="200" ns0:line="276" ns0:lineRule="auto"/>
-    </ns0:pPr>
-  </ns0:p>
-</ns0:hdr>
+<w:hdr xmlns:wpc="http://schemas.microsoft.com/office/word/2010/wordprocessingCanvas" xmlns:mc="http://schemas.openxmlformats.org/markup-compatibility/2006" xmlns:o="urn:schemas-microsoft-com:office:office" xmlns:r="http://schemas.openxmlformats.org/officeDocument/2006/relationships" xmlns:m="http://schemas.openxmlformats.org/officeDocument/2006/math" xmlns:v="urn:schemas-microsoft-com:vml" xmlns:wp14="http://schemas.microsoft.com/office/word/2010/wordprocessingDrawing" xmlns:wp="http://schemas.openxmlformats.org/drawingml/2006/wordprocessingDrawing" xmlns:w10="urn:schemas-microsoft-com:office:word" xmlns:w="http://schemas.openxmlformats.org/wordprocessingml/2006/main" xmlns:w14="http://schemas.microsoft.com/office/word/2010/wordml" xmlns:w15="http://schemas.microsoft.com/office/word/2012/wordml" xmlns:w16se="http://schemas.microsoft.com/office/word/2015/wordml/symex" xmlns:w16cid="http://schemas.microsoft.com/office/word/2016/wordml/cid" xmlns:w16="http://schemas.microsoft.com/office/word/2018/wordml" xmlns:w16cex="http://schemas.microsoft.com/office/word/2018/wordml/cex" xmlns:w16sdtdh="http://schemas.microsoft.com/office/word/2020/wordml/sdtdatahash" xmlns:wne="http://schemas.microsoft.com/office/word/2006/wordml" xmlns:wpg="http://schemas.microsoft.com/office/word/2010/wordprocessingGroup" xmlns:wps="http://schemas.microsoft.com/office/word/2010/wordprocessingShape">
+  <w:p>
+    <w:r>
+      <w:t>Nama : Raka Arwaky</w:t>
+    </w:r>
+    <w:r>
+      <w:tab/>
+    </w:r>
+    <w:r>
+      <w:tab/>
+    </w:r>
+    <w:r>
+      <w:tab/>
+    </w:r>
+    <w:r>
+      <w:tab/>
+    </w:r>
+    <w:r>
+      <w:tab/>
+    </w:r>
+    <w:r>
+      <w:t>Mata Kuliah : Pengantar Coding</w:t>
+    </w:r>
+  </w:p>
+  <w:p>
+    <w:r>
+      <w:t xml:space="preserve">Nim    : 22342030</w:t>
+    </w:r>
+    <w:r>
+      <w:tab/>
+    </w:r>
+    <w:r>
+      <w:tab/>
+    </w:r>
+    <w:r>
+      <w:tab/>
+    </w:r>
+    <w:r>
+      <w:tab/>
+    </w:r>
+    <w:r>
+      <w:tab/>
+    </w:r>
+    <w:r>
+      <w:tab/>
+    </w:r>
+    <w:r>
+      <w:t>Sesi : 863</w:t>
+    </w:r>
+  </w:p>
+  <w:p/>
+</w:hdr>
 </file>
 
 <file path=word/header2.xml><?xml version="1.0" encoding="utf-8"?>
-<ns0:hdr xmlns:ns0="http://schemas.openxmlformats.org/wordprocessingml/2006/main" xmlns:ns1="http://schemas.openxmlformats.org/markup-compatibility/2006" ns1:Ignorable="w14 wp14"/>
+<w:hdr xmlns:wpc="http://schemas.microsoft.com/office/word/2010/wordprocessingCanvas" xmlns:mc="http://schemas.openxmlformats.org/markup-compatibility/2006" xmlns:o="urn:schemas-microsoft-com:office:office" xmlns:r="http://schemas.openxmlformats.org/officeDocument/2006/relationships" xmlns:m="http://schemas.openxmlformats.org/officeDocument/2006/math" xmlns:v="urn:schemas-microsoft-com:vml" xmlns:wp14="http://schemas.microsoft.com/office/word/2010/wordprocessingDrawing" xmlns:wp="http://schemas.openxmlformats.org/drawingml/2006/wordprocessingDrawing" xmlns:w10="urn:schemas-microsoft-com:office:word" xmlns:w="http://schemas.openxmlformats.org/wordprocessingml/2006/main" xmlns:w14="http://schemas.microsoft.com/office/word/2010/wordml" xmlns:w15="http://schemas.microsoft.com/office/word/2012/wordml" xmlns:w16se="http://schemas.microsoft.com/office/word/2015/wordml/symex" xmlns:w16cid="http://schemas.microsoft.com/office/word/2016/wordml/cid" xmlns:w16="http://schemas.microsoft.com/office/word/2018/wordml" xmlns:w16cex="http://schemas.microsoft.com/office/word/2018/wordml/cex" xmlns:w16sdtdh="http://schemas.microsoft.com/office/word/2020/wordml/sdtdatahash" xmlns:wne="http://schemas.microsoft.com/office/word/2006/wordml" xmlns:wpg="http://schemas.microsoft.com/office/word/2010/wordprocessingGroup" xmlns:wps="http://schemas.microsoft.com/office/word/2010/wordprocessingShape">
+  <w:p>
+    <w:pPr/>
+  </w:p>
+</w:hdr>
 </file>
 
 <file path=word/numbering.xml><?xml version="1.0" encoding="utf-8"?>

--- a/Laporan-Project.docx
+++ b/Laporan-Project.docx
@@ -1,21 +1,12 @@
 
 <file path=word/document.xml><?xml version="1.0" encoding="utf-8"?>
-<w:document xmlns:wpc="http://schemas.microsoft.com/office/word/2010/wordprocessingCanvas" xmlns:mc="http://schemas.openxmlformats.org/markup-compatibility/2006" xmlns:o="urn:schemas-microsoft-com:office:office" xmlns:r="http://schemas.openxmlformats.org/officeDocument/2006/relationships" xmlns:m="http://schemas.openxmlformats.org/officeDocument/2006/math" xmlns:v="urn:schemas-microsoft-com:vml" xmlns:wp14="http://schemas.microsoft.com/office/word/2010/wordprocessingDrawing" xmlns:wp="http://schemas.openxmlformats.org/drawingml/2006/wordprocessingDrawing" xmlns:w10="urn:schemas-microsoft-com:office:word" xmlns:w="http://schemas.openxmlformats.org/wordprocessingml/2006/main" xmlns:w14="http://schemas.microsoft.com/office/word/2010/wordml" xmlns:w15="http://schemas.microsoft.com/office/word/2012/wordml" xmlns:w16se="http://schemas.microsoft.com/office/word/2015/wordml/symex" xmlns:w16cid="http://schemas.microsoft.com/office/word/2016/wordml/cid" xmlns:w16="http://schemas.microsoft.com/office/word/2018/wordml" xmlns:w16cex="http://schemas.microsoft.com/office/word/2018/wordml/cex" xmlns:w16sdtdh="http://schemas.microsoft.com/office/word/2020/wordml/sdtdatahash" xmlns:wne="http://schemas.microsoft.com/office/word/2006/wordml" xmlns:wpg="http://schemas.microsoft.com/office/word/2010/wordprocessingGroup" xmlns:wps="http://schemas.microsoft.com/office/word/2010/wordprocessingShape" mc:Ignorable="w14 w15 w16se w16cid w16 w16cex w16sdtdh wp14">
+<w:document xmlns:wpc="http://schemas.microsoft.com/office/word/2010/wordprocessingCanvas" xmlns:mo="http://schemas.microsoft.com/office/mac/office/2008/main" xmlns:mc="http://schemas.openxmlformats.org/markup-compatibility/2006" xmlns:mv="urn:schemas-microsoft-com:mac:vml" xmlns:o="urn:schemas-microsoft-com:office:office" xmlns:r="http://schemas.openxmlformats.org/officeDocument/2006/relationships" xmlns:m="http://schemas.openxmlformats.org/officeDocument/2006/math" xmlns:v="urn:schemas-microsoft-com:vml" xmlns:wp14="http://schemas.microsoft.com/office/word/2010/wordprocessingDrawing" xmlns:wp="http://schemas.openxmlformats.org/drawingml/2006/wordprocessingDrawing" xmlns:w10="urn:schemas-microsoft-com:office:word" xmlns:w="http://schemas.openxmlformats.org/wordprocessingml/2006/main" xmlns:w14="http://schemas.microsoft.com/office/word/2010/wordml" xmlns:wpg="http://schemas.microsoft.com/office/word/2010/wordprocessingGroup" xmlns:wpi="http://schemas.microsoft.com/office/word/2010/wordprocessingInk" xmlns:wne="http://schemas.microsoft.com/office/word/2006/wordml" xmlns:wps="http://schemas.microsoft.com/office/word/2010/wordprocessingShape" mc:Ignorable="w14 wp14">
   <w:body>
     <w:p>
       <w:pPr>
         <w:pStyle w:val="Title"/>
-        <w:jc w:val="center"/>
       </w:pPr>
       <w:r>
-        <w:rPr>
-          <w:rFonts w:ascii="Calibri" w:hAnsi="Calibri" w:eastAsia="ＭＳ ゴシック" w:cs="Calibri" w:asciiTheme="majorHAnsi" w:hAnsiTheme="majorHAnsi" w:eastAsiaTheme="majorEastAsia"/>
-          <w:color w:val="17365D" w:themeColor="text2" w:themeShade="BF"/>
-          <w:spacing w:val="5"/>
-          <w:kern w:val="28"/>
-          <w:sz w:val="48"/>
-          <w:szCs w:val="48"/>
-        </w:rPr>
         <w:t>LAPORAN PROJECT</w:t>
       </w:r>
     </w:p>
@@ -25,1610 +16,662 @@
       </w:pPr>
       <w:r>
         <w:rPr>
-          <w:rFonts w:ascii="Calibri" w:hAnsi="Calibri" w:eastAsia="ＭＳ 明朝" w:cs="Calibri" w:eastAsiaTheme="minorEastAsia"/>
           <w:b/>
-          <w:bCs/>
-          <w:sz w:val="24"/>
-          <w:szCs w:val="24"/>
         </w:rPr>
         <w:t>Aplikasi Perhitungan Hasil Lomba Tendangan Penalti</w:t>
       </w:r>
     </w:p>
     <w:p>
       <w:pPr>
-        <w:pStyle w:val="Heading1"/>
-        <w:jc w:val="both"/>
+        <w:jc w:val="center"/>
       </w:pPr>
       <w:r>
-        <w:rPr>
-          <w:rFonts w:ascii="Calibri" w:hAnsi="Calibri" w:eastAsia="ＭＳ ゴシック" w:cs="Calibri" w:asciiTheme="majorHAnsi" w:hAnsiTheme="majorHAnsi" w:eastAsiaTheme="majorEastAsia"/>
-          <w:b/>
-          <w:bCs/>
-          <w:color w:val="365F91" w:themeColor="accent1" w:themeShade="BF"/>
-          <w:sz w:val="28"/>
-          <w:szCs w:val="28"/>
-        </w:rPr>
+        <w:t>Bahasa C — Arsitektur Hexagonal (Ports &amp; Adapters)</w:t>
+      </w:r>
+    </w:p>
+    <w:p/>
+    <w:p>
+      <w:pPr>
+        <w:pStyle w:val="Heading1"/>
+      </w:pPr>
+      <w:r>
         <w:t>1. Analisis Permasalahan</w:t>
       </w:r>
     </w:p>
     <w:p>
-      <w:pPr>
-        <w:spacing w:after="200" w:line="276" w:lineRule="auto"/>
-        <w:jc w:val="both"/>
-      </w:pPr>
       <w:r>
-        <w:rPr>
-          <w:rFonts w:ascii="Calibri" w:hAnsi="Calibri" w:eastAsia="ＭＳ 明朝" w:cs="Calibri" w:eastAsiaTheme="minorEastAsia"/>
-          <w:sz w:val="22"/>
-          <w:szCs w:val="22"/>
-        </w:rPr>
         <w:t xml:space="preserve">Berdasarkan kerangka epistemologis filsafat masalah, suatu kondisi hanya dapat disebut "masalah" apabila memenuhi tiga prasyarat sekaligus: </w:t>
       </w:r>
     </w:p>
     <w:p>
-      <w:pPr>
-        <w:spacing w:after="200" w:line="276" w:lineRule="auto"/>
-        <w:jc w:val="both"/>
-      </w:pPr>
       <w:r>
-        <w:rPr>
-          <w:rFonts w:ascii="Calibri" w:hAnsi="Calibri" w:eastAsia="ＭＳ 明朝" w:cs="Calibri" w:eastAsiaTheme="minorEastAsia"/>
-          <w:sz w:val="22"/>
-          <w:szCs w:val="22"/>
-        </w:rPr>
         <w:t xml:space="preserve">(a) terdapat subjek yang memiliki tujuan; </w:t>
       </w:r>
     </w:p>
     <w:p>
-      <w:pPr>
-        <w:spacing w:after="200" w:line="276" w:lineRule="auto"/>
-        <w:jc w:val="both"/>
-      </w:pPr>
       <w:r>
-        <w:rPr>
-          <w:rFonts w:ascii="Calibri" w:hAnsi="Calibri" w:eastAsia="ＭＳ 明朝" w:cs="Calibri" w:eastAsiaTheme="minorEastAsia"/>
-          <w:sz w:val="22"/>
-          <w:szCs w:val="22"/>
-        </w:rPr>
         <w:t xml:space="preserve">(b) terdapat kesenjangan  antara keadaan aktual dan keadaan yang dikehendaki;  </w:t>
       </w:r>
     </w:p>
     <w:p>
-      <w:pPr>
-        <w:spacing w:after="200" w:line="276" w:lineRule="auto"/>
-        <w:jc w:val="both"/>
-      </w:pPr>
       <w:r>
-        <w:rPr>
-          <w:rFonts w:ascii="Calibri" w:hAnsi="Calibri" w:eastAsia="ＭＳ 明朝" w:cs="Calibri" w:eastAsiaTheme="minorEastAsia"/>
-          <w:sz w:val="22"/>
-          <w:szCs w:val="22"/>
-        </w:rPr>
         <w:t xml:space="preserve">(c) terdapat hambatan yang tidak dapat diatasi secara langsung. </w:t>
       </w:r>
     </w:p>
     <w:p>
       <w:pPr>
         <w:pStyle w:val="Heading2"/>
-        <w:jc w:val="both"/>
       </w:pPr>
       <w:r>
-        <w:rPr>
-          <w:rFonts w:ascii="Calibri" w:hAnsi="Calibri" w:eastAsia="ＭＳ ゴシック" w:cs="Calibri" w:asciiTheme="majorHAnsi" w:hAnsiTheme="majorHAnsi" w:eastAsiaTheme="majorEastAsia"/>
-          <w:b/>
-          <w:bCs/>
-          <w:color w:val="4F81BD" w:themeColor="accent1"/>
-          <w:sz w:val="26"/>
-          <w:szCs w:val="26"/>
-        </w:rPr>
-        <w:t xml:space="preserve">1.1 Tujuan </w:t>
+        <w:t>1.1 Tujuan</w:t>
       </w:r>
     </w:p>
     <w:p>
-      <w:pPr>
-        <w:pStyle w:val="ListBullet"/>
-        <w:ind w:left="360" w:hanging="360"/>
-        <w:jc w:val="both"/>
-      </w:pPr>
       <w:r>
-        <w:rPr>
-          <w:rFonts w:ascii="Calibri" w:hAnsi="Calibri" w:eastAsia="ＭＳ 明朝" w:cs="Calibri" w:eastAsiaTheme="minorEastAsia"/>
-          <w:sz w:val="22"/>
-          <w:szCs w:val="22"/>
-        </w:rPr>
         <w:t>Membangun program bahasa C untuk mengelola hasil lomba tendangan penalti.</w:t>
       </w:r>
     </w:p>
     <w:p>
-      <w:pPr>
-        <w:pStyle w:val="ListBullet"/>
-        <w:ind w:left="360" w:hanging="360"/>
-        <w:jc w:val="both"/>
-      </w:pPr>
       <w:r>
-        <w:rPr>
-          <w:rFonts w:ascii="Calibri" w:hAnsi="Calibri" w:eastAsia="ＭＳ 明朝" w:cs="Calibri" w:eastAsiaTheme="minorEastAsia"/>
-          <w:sz w:val="22"/>
-          <w:szCs w:val="22"/>
-        </w:rPr>
         <w:t>Jumlah peserta 5-7 orang; setiap peserta 7 tendangan; zona bernilai 0 sampai 5.</w:t>
       </w:r>
     </w:p>
     <w:p>
-      <w:pPr>
-        <w:pStyle w:val="ListBullet"/>
-        <w:ind w:left="360" w:hanging="360"/>
-        <w:jc w:val="both"/>
-      </w:pPr>
       <w:r>
-        <w:rPr>
-          <w:rFonts w:ascii="Calibri" w:hAnsi="Calibri" w:eastAsia="ＭＳ 明朝" w:cs="Calibri" w:eastAsiaTheme="minorEastAsia"/>
-          <w:sz w:val="22"/>
-          <w:szCs w:val="22"/>
-        </w:rPr>
         <w:t>Mengubah zona menjadi skor; total skor = jumlah seluruh skor tendangan.</w:t>
       </w:r>
     </w:p>
     <w:p>
-      <w:pPr>
-        <w:pStyle w:val="ListBullet"/>
-        <w:ind w:left="360" w:hanging="360"/>
-        <w:jc w:val="both"/>
-      </w:pPr>
       <w:r>
-        <w:rPr>
-          <w:rFonts w:ascii="Calibri" w:hAnsi="Calibri" w:eastAsia="ＭＳ 明朝" w:cs="Calibri" w:eastAsiaTheme="minorEastAsia"/>
-          <w:sz w:val="22"/>
-          <w:szCs w:val="22"/>
-        </w:rPr>
         <w:t>Menentukan juara dari total skor tertinggi, dengan aturan seri 5 -&gt; 4 -&gt; 3 -&gt; 2 -&gt; 1.</w:t>
       </w:r>
     </w:p>
     <w:p>
-      <w:pPr>
-        <w:pStyle w:val="ListBullet"/>
-        <w:ind w:left="360" w:hanging="360"/>
-        <w:jc w:val="both"/>
-      </w:pPr>
       <w:r>
-        <w:rPr>
-          <w:rFonts w:ascii="Calibri" w:hAnsi="Calibri" w:eastAsia="ＭＳ 明朝" w:cs="Calibri" w:eastAsiaTheme="minorEastAsia"/>
-          <w:sz w:val="22"/>
-          <w:szCs w:val="22"/>
-        </w:rPr>
         <w:t>Menyimpan data peserta, mencatat hasil tendangan, mencari peserta, menampilkan rekap, dan mengurutkan ranking.</w:t>
       </w:r>
     </w:p>
     <w:p>
       <w:pPr>
         <w:pStyle w:val="Heading2"/>
-        <w:jc w:val="both"/>
       </w:pPr>
       <w:r>
-        <w:rPr>
-          <w:rFonts w:ascii="Calibri" w:hAnsi="Calibri" w:eastAsia="ＭＳ ゴシック" w:cs="Calibri" w:asciiTheme="majorHAnsi" w:hAnsiTheme="majorHAnsi" w:eastAsiaTheme="majorEastAsia"/>
-          <w:b/>
-          <w:bCs/>
-          <w:color w:val="4F81BD" w:themeColor="accent1"/>
-          <w:sz w:val="26"/>
-          <w:szCs w:val="26"/>
-        </w:rPr>
-        <w:t xml:space="preserve">1.2 Keadaan Saat Ini dan Keadaan Diinginkan </w:t>
+        <w:t>1.2 Keadaan Saat Ini dan Keadaan Diinginkan</w:t>
       </w:r>
     </w:p>
     <w:p>
-      <w:pPr>
-        <w:spacing w:after="200" w:line="276" w:lineRule="auto"/>
-        <w:jc w:val="both"/>
-      </w:pPr>
       <w:r>
-        <w:rPr>
-          <w:rFonts w:ascii="Calibri" w:hAnsi="Calibri" w:eastAsia="ＭＳ 明朝" w:cs="Calibri" w:eastAsiaTheme="minorEastAsia"/>
-          <w:sz w:val="22"/>
-          <w:szCs w:val="22"/>
-        </w:rPr>
-        <w:t xml:space="preserve">Keadaan saat ini: belum tersedia program yang memenuhi seluruh ketentuan di atas. Keadaan diinginkan  program yang secara utuh memenuhi batas peserta (5-7), batas tendangan (7), rentang zona (0-5), aturan konversi dan akumulasi skor, aturan seri bertingkat, serta kelima kemampuan kelola data. Kesenjangan antara kedua keadaan inilah yang menjadikan tugas ini sebagai masalah.</w:t>
+        <w:t>Keadaan saat ini: belum tersedia program yang memenuhi seluruh ketentuan di atas. Keadaan diinginkan  program yang secara utuh memenuhi batas peserta (5-7), batas tendangan (7), rentang zona (0-5), aturan konversi dan akumulasi skor, aturan seri bertingkat, serta kelima kemampuan kelola data. Kesenjangan antara kedua keadaan inilah yang menjadikan tugas ini sebagai masalah.</w:t>
       </w:r>
     </w:p>
     <w:p>
       <w:pPr>
         <w:pStyle w:val="Heading2"/>
-        <w:jc w:val="both"/>
       </w:pPr>
       <w:r>
-        <w:rPr>
-          <w:rFonts w:ascii="Calibri" w:hAnsi="Calibri" w:eastAsia="ＭＳ ゴシック" w:cs="Calibri" w:asciiTheme="majorHAnsi" w:hAnsiTheme="majorHAnsi" w:eastAsiaTheme="majorEastAsia"/>
-          <w:b/>
-          <w:bCs/>
-          <w:color w:val="4F81BD" w:themeColor="accent1"/>
-          <w:sz w:val="26"/>
-          <w:szCs w:val="26"/>
-        </w:rPr>
-        <w:t xml:space="preserve">1.3 Hambatan </w:t>
+        <w:t>1.3 Hambatan</w:t>
       </w:r>
     </w:p>
     <w:p>
       <w:pPr>
         <w:pStyle w:val="ListBullet"/>
-        <w:ind w:left="360" w:hanging="360"/>
-        <w:jc w:val="both"/>
       </w:pPr>
       <w:r>
-        <w:rPr>
-          <w:rFonts w:ascii="Calibri" w:hAnsi="Calibri" w:eastAsia="ＭＳ 明朝" w:cs="Calibri" w:eastAsiaTheme="minorEastAsia"/>
-          <w:sz w:val="22"/>
-          <w:szCs w:val="22"/>
-        </w:rPr>
         <w:t>Masalah 1 - Pembatasan input zona 0-5 (Ketentuan 2 &amp; 4). Tanpa pembatasan, pengguna dapat memasukkan nilai di luar rentang yang merusak perhitungan</w:t>
       </w:r>
     </w:p>
     <w:p>
       <w:pPr>
         <w:pStyle w:val="ListBullet"/>
-        <w:ind w:left="360" w:hanging="360"/>
-        <w:jc w:val="both"/>
       </w:pPr>
       <w:r>
-        <w:rPr>
-          <w:rFonts w:ascii="Calibri" w:hAnsi="Calibri" w:eastAsia="ＭＳ 明朝" w:cs="Calibri" w:eastAsiaTheme="minorEastAsia"/>
-          <w:sz w:val="22"/>
-          <w:szCs w:val="22"/>
-        </w:rPr>
         <w:t>Masalah 2 - Batas jumlah peserta 5-7 (aturan lomba). Data peserta harus dialokasikan menampung maksimal 7 tanpa meluap, namun tetap menerima minimal 5.</w:t>
       </w:r>
     </w:p>
     <w:p>
       <w:pPr>
         <w:pStyle w:val="ListBullet"/>
-        <w:ind w:left="360" w:hanging="360"/>
-        <w:jc w:val="both"/>
       </w:pPr>
       <w:r>
-        <w:rPr>
-          <w:rFonts w:ascii="Calibri" w:hAnsi="Calibri" w:eastAsia="ＭＳ 明朝" w:cs="Calibri" w:eastAsiaTheme="minorEastAsia"/>
-          <w:sz w:val="22"/>
-          <w:szCs w:val="22"/>
-        </w:rPr>
         <w:t>Masalah 3 - Konversi zona ke skor dan akumulasi (Ketentuan 3 &amp; 4). Setiap zona harus dipetakan ke poin, lalu dijumlahkan menjadi total skor tiap peserta.</w:t>
       </w:r>
     </w:p>
     <w:p>
       <w:pPr>
         <w:pStyle w:val="ListBullet"/>
-        <w:ind w:left="360" w:hanging="360"/>
-        <w:jc w:val="both"/>
       </w:pPr>
       <w:r>
-        <w:rPr>
-          <w:rFonts w:ascii="Calibri" w:hAnsi="Calibri" w:eastAsia="ＭＳ 明朝" w:cs="Calibri" w:eastAsiaTheme="minorEastAsia"/>
-          <w:sz w:val="22"/>
-          <w:szCs w:val="22"/>
-        </w:rPr>
         <w:t>Masalah 4 - Penentuan juara dan aturan seri bertingkat (Ketentuan 5 &amp; 6). Pengurutan tidak cukup hanya by total skor; diperlukan pemecah seri 5 -&gt; 4 -&gt; 3 -&gt; 2 -&gt; 1, dan peringkat sama bila seluruh komponen identik.</w:t>
       </w:r>
     </w:p>
     <w:p>
       <w:pPr>
         <w:pStyle w:val="ListBullet"/>
-        <w:ind w:left="360" w:hanging="360"/>
-        <w:jc w:val="both"/>
       </w:pPr>
       <w:r>
-        <w:rPr>
-          <w:rFonts w:ascii="Calibri" w:hAnsi="Calibri" w:eastAsia="ＭＳ 明朝" w:cs="Calibri" w:eastAsiaTheme="minorEastAsia"/>
-          <w:sz w:val="22"/>
-          <w:szCs w:val="22"/>
-        </w:rPr>
         <w:t>Masalah 5 - Kelola data antar-fitur (simpan, catat, cari, rekap, ranking). Seluruh fitur harus beroperasi pada satu kesatuan data peserta yang konsisten.</w:t>
       </w:r>
     </w:p>
     <w:p>
       <w:pPr>
         <w:pStyle w:val="Heading1"/>
-        <w:jc w:val="both"/>
       </w:pPr>
       <w:r>
-        <w:rPr>
-          <w:rFonts w:ascii="Calibri" w:hAnsi="Calibri" w:eastAsia="ＭＳ ゴシック" w:cs="Calibri" w:asciiTheme="majorHAnsi" w:hAnsiTheme="majorHAnsi" w:eastAsiaTheme="majorEastAsia"/>
-          <w:b/>
-          <w:bCs/>
-          <w:color w:val="365F91" w:themeColor="accent1" w:themeShade="BF"/>
-          <w:sz w:val="28"/>
-          <w:szCs w:val="28"/>
-        </w:rPr>
         <w:t>2. Skenario Program</w:t>
       </w:r>
     </w:p>
     <w:p>
-      <w:pPr>
-        <w:spacing w:after="200" w:line="276" w:lineRule="auto"/>
-        <w:jc w:val="both"/>
-      </w:pPr>
       <w:r>
-        <w:rPr>
-          <w:rFonts w:ascii="Calibri" w:hAnsi="Calibri" w:eastAsia="ＭＳ 明朝" w:cs="Calibri" w:eastAsiaTheme="minorEastAsia"/>
-          <w:sz w:val="22"/>
-          <w:szCs w:val="22"/>
-        </w:rPr>
         <w:t>Alur penggunaan aplikasi dalam satu sesi:</w:t>
       </w:r>
     </w:p>
     <w:p>
       <w:pPr>
         <w:pStyle w:val="ListBullet"/>
-        <w:ind w:left="360" w:hanging="360"/>
-        <w:jc w:val="both"/>
       </w:pPr>
       <w:r>
-        <w:rPr>
-          <w:rFonts w:ascii="Calibri" w:hAnsi="Calibri" w:eastAsia="ＭＳ 明朝" w:cs="Calibri" w:eastAsiaTheme="minorEastAsia"/>
-          <w:sz w:val="22"/>
-          <w:szCs w:val="22"/>
-        </w:rPr>
         <w:t>Menu utama menampilkan 6 fitur + 1 fitur simpan/muat, dengan status tiap fitur (Aktif / Terkunci / Selesai) sesuai tahap lomba.</w:t>
       </w:r>
     </w:p>
     <w:p>
       <w:pPr>
         <w:pStyle w:val="ListBullet"/>
-        <w:ind w:left="360" w:hanging="360"/>
-        <w:jc w:val="both"/>
       </w:pPr>
       <w:r>
-        <w:rPr>
-          <w:rFonts w:ascii="Calibri" w:hAnsi="Calibri" w:eastAsia="ＭＳ 明朝" w:cs="Calibri" w:eastAsiaTheme="minorEastAsia"/>
-          <w:sz w:val="22"/>
-          <w:szCs w:val="22"/>
-        </w:rPr>
         <w:t>Tahap 1 — Pendaftaran: pengguna memasukkan nama peserta (5–7). Tombol peserta ke-8 ditolak; nama kosong mengakhiri pendaftaran.</w:t>
       </w:r>
     </w:p>
     <w:p>
       <w:pPr>
         <w:pStyle w:val="ListBullet"/>
-        <w:ind w:left="360" w:hanging="360"/>
-        <w:jc w:val="both"/>
       </w:pPr>
       <w:r>
-        <w:rPr>
-          <w:rFonts w:ascii="Calibri" w:hAnsi="Calibri" w:eastAsia="ＭＳ 明朝" w:cs="Calibri" w:eastAsiaTheme="minorEastAsia"/>
-          <w:sz w:val="22"/>
-          <w:szCs w:val="22"/>
-        </w:rPr>
         <w:t>Tahap 2 — Input Tendangan &amp; Skor: untuk tiap peserta, masukkan 7 zona (0–5). Zona divalidasi; total skor diakumulasi otomatis.</w:t>
       </w:r>
     </w:p>
     <w:p>
       <w:pPr>
         <w:pStyle w:val="ListBullet"/>
-        <w:ind w:left="360" w:hanging="360"/>
-        <w:jc w:val="both"/>
       </w:pPr>
       <w:r>
-        <w:rPr>
-          <w:rFonts w:ascii="Calibri" w:hAnsi="Calibri" w:eastAsia="ＭＳ 明朝" w:cs="Calibri" w:eastAsiaTheme="minorEastAsia"/>
-          <w:sz w:val="22"/>
-          <w:szCs w:val="22"/>
-        </w:rPr>
         <w:t>Tahap 3 — Ranking &amp; Rekap: setelah semua peserta selesai, pengguna dapat melihat peringkat (dengan aturan seri) dan rekapitulasi lengkap.</w:t>
       </w:r>
     </w:p>
     <w:p>
       <w:pPr>
         <w:pStyle w:val="ListBullet"/>
-        <w:ind w:left="360" w:hanging="360"/>
-        <w:jc w:val="both"/>
       </w:pPr>
       <w:r>
-        <w:rPr>
-          <w:rFonts w:ascii="Calibri" w:hAnsi="Calibri" w:eastAsia="ＭＳ 明朝" w:cs="Calibri" w:eastAsiaTheme="minorEastAsia"/>
-          <w:sz w:val="22"/>
-          <w:szCs w:val="22"/>
-        </w:rPr>
         <w:t>Fitur Cari Peserta: mencari peserta berdasarkan nama (cocok persis).</w:t>
       </w:r>
     </w:p>
     <w:p>
       <w:pPr>
         <w:pStyle w:val="ListBullet"/>
-        <w:ind w:left="360" w:hanging="360"/>
-        <w:jc w:val="both"/>
       </w:pPr>
       <w:r>
-        <w:rPr>
-          <w:rFonts w:ascii="Calibri" w:hAnsi="Calibri" w:eastAsia="ＭＳ 明朝" w:cs="Calibri" w:eastAsiaTheme="minorEastAsia"/>
-          <w:sz w:val="22"/>
-          <w:szCs w:val="22"/>
-        </w:rPr>
         <w:t>Fitur Simpan / Muat Data: menyimpan seluruh lomba ke file data_lomba.bin, memuatnya kembali saat startup, menghapus file, atau me-reset lomba dari memori.</w:t>
       </w:r>
     </w:p>
     <w:p>
-      <w:pPr>
-        <w:spacing w:after="200" w:line="276" w:lineRule="auto"/>
-        <w:jc w:val="both"/>
-      </w:pPr>
       <w:r>
-        <w:rPr>
-          <w:rFonts w:ascii="Calibri" w:hAnsi="Calibri" w:eastAsia="ＭＳ 明朝" w:cs="Calibri" w:eastAsiaTheme="minorEastAsia"/>
-          <w:sz w:val="22"/>
-          <w:szCs w:val="22"/>
-        </w:rPr>
         <w:t>Verifikasi alur penuh (daftar → tendang → ranking → cari → rekap) telah ditutupi oleh test otomatis test_full_game_via_surfaces.</w:t>
       </w:r>
     </w:p>
     <w:p>
       <w:pPr>
         <w:pStyle w:val="Heading1"/>
-        <w:jc w:val="both"/>
       </w:pPr>
       <w:r>
-        <w:rPr>
-          <w:rFonts w:ascii="Calibri" w:hAnsi="Calibri" w:eastAsia="ＭＳ ゴシック" w:cs="Calibri" w:asciiTheme="majorHAnsi" w:hAnsiTheme="majorHAnsi" w:eastAsiaTheme="majorEastAsia"/>
-          <w:b/>
-          <w:bCs/>
-          <w:color w:val="365F91" w:themeColor="accent1" w:themeShade="BF"/>
-          <w:sz w:val="28"/>
-          <w:szCs w:val="28"/>
-        </w:rPr>
         <w:t>3. Konstruksi Program</w:t>
       </w:r>
     </w:p>
     <w:p>
-      <w:pPr>
-        <w:spacing w:after="200" w:line="276" w:lineRule="auto"/>
-        <w:jc w:val="both"/>
-      </w:pPr>
       <w:r>
-        <w:rPr>
-          <w:rFonts w:ascii="Calibri" w:hAnsi="Calibri" w:eastAsia="ＭＳ 明朝" w:cs="Calibri" w:eastAsiaTheme="minorEastAsia"/>
-          <w:sz w:val="22"/>
-          <w:szCs w:val="22"/>
-        </w:rPr>
         <w:t>Arsitektur yang digunakan adalah Hexagonal (Ports &amp; Adapters): aturan bisnis berada di domain (registration, scoring, ranking, search, recap, storage, sanitizer), antarmuka (CLI/TUI) hanya berkomunikasi lewat kontrak function pointer (DisplayPort, StorageProtocol, dsb). Hal ini memungkinkan pengujian tanpa terminal nyata (fake DisplayPort).</w:t>
       </w:r>
     </w:p>
     <w:p>
-      <w:pPr>
-        <w:spacing w:after="200" w:line="276" w:lineRule="auto"/>
-        <w:jc w:val="both"/>
-      </w:pPr>
       <w:r>
-        <w:rPr>
-          <w:rFonts w:ascii="Calibri" w:hAnsi="Calibri" w:eastAsia="ＭＳ 明朝" w:cs="Calibri" w:eastAsiaTheme="minorEastAsia"/>
-          <w:sz w:val="22"/>
-          <w:szCs w:val="22"/>
-        </w:rPr>
         <w:t>Alur data utama (tanpa diagram bitmap):</w:t>
       </w:r>
     </w:p>
     <w:p>
-      <w:pPr>
-        <w:spacing w:after="200" w:line="276" w:lineRule="auto"/>
-        <w:jc w:val="both"/>
-      </w:pPr>
       <w:r>
         <w:rPr>
-          <w:rFonts w:ascii="Consolas" w:hAnsi="Consolas" w:eastAsia="ＭＳ 明朝" w:cs="Consolas" w:eastAsiaTheme="minorEastAsia"/>
+          <w:rFonts w:ascii="Consolas" w:hAnsi="Consolas"/>
           <w:sz w:val="18"/>
-          <w:szCs w:val="22"/>
         </w:rPr>
         <w:t>main()</w:t>
-      </w:r>
-      <w:r>
-        <w:br w:type="textWrapping"/>
-      </w:r>
-      <w:r>
-        <w:rPr>
-          <w:rFonts w:ascii="Consolas" w:hAnsi="Consolas" w:eastAsia="ＭＳ 明朝" w:cs="Consolas" w:eastAsiaTheme="minorEastAsia"/>
-          <w:sz w:val="18"/>
-          <w:szCs w:val="22"/>
-        </w:rPr>
+        <w:br/>
         <w:t xml:space="preserve"> └─ CompetitionState state   (satu-satunya wadah data, di-pass via pointer)</w:t>
-      </w:r>
-      <w:r>
-        <w:br w:type="textWrapping"/>
-      </w:r>
-      <w:r>
-        <w:rPr>
-          <w:rFonts w:ascii="Consolas" w:hAnsi="Consolas" w:eastAsia="ＭＳ 明朝" w:cs="Consolas" w:eastAsiaTheme="minorEastAsia"/>
-          <w:sz w:val="18"/>
-          <w:szCs w:val="22"/>
-        </w:rPr>
+        <w:br/>
         <w:t xml:space="preserve"> ├─ root_*_build()           (rakit tiap aggregate domain + DisplayPort)</w:t>
-      </w:r>
-      <w:r>
-        <w:br w:type="textWrapping"/>
-      </w:r>
-      <w:r>
-        <w:rPr>
-          <w:rFonts w:ascii="Consolas" w:hAnsi="Consolas" w:eastAsia="ＭＳ 明朝" w:cs="Consolas" w:eastAsiaTheme="minorEastAsia"/>
-          <w:sz w:val="18"/>
-          <w:szCs w:val="22"/>
-        </w:rPr>
+        <w:br/>
         <w:t xml:space="preserve"> ├─ agent_storage_load()     (auto-muat data_lomba.bin bila ada)</w:t>
-      </w:r>
-      <w:r>
-        <w:br w:type="textWrapping"/>
-      </w:r>
-      <w:r>
-        <w:rPr>
-          <w:rFonts w:ascii="Consolas" w:hAnsi="Consolas" w:eastAsia="ＭＳ 明朝" w:cs="Consolas" w:eastAsiaTheme="minorEastAsia"/>
-          <w:sz w:val="18"/>
-          <w:szCs w:val="22"/>
-        </w:rPr>
+        <w:br/>
         <w:t xml:space="preserve"> └─ cli_surfaces_menu_run()  (event loop menu)</w:t>
-      </w:r>
-      <w:r>
-        <w:br w:type="textWrapping"/>
-      </w:r>
-      <w:r>
-        <w:rPr>
-          <w:rFonts w:ascii="Consolas" w:hAnsi="Consolas" w:eastAsia="ＭＳ 明朝" w:cs="Consolas" w:eastAsiaTheme="minorEastAsia"/>
-          <w:sz w:val="18"/>
-          <w:szCs w:val="22"/>
-        </w:rPr>
+        <w:br/>
         <w:t xml:space="preserve">       ├─ [1] Registration → agent_registration_orchestrator</w:t>
-      </w:r>
-      <w:r>
-        <w:br w:type="textWrapping"/>
-      </w:r>
-      <w:r>
-        <w:rPr>
-          <w:rFonts w:ascii="Consolas" w:hAnsi="Consolas" w:eastAsia="ＭＳ 明朝" w:cs="Consolas" w:eastAsiaTheme="minorEastAsia"/>
-          <w:sz w:val="18"/>
-          <w:szCs w:val="22"/>
-        </w:rPr>
+        <w:br/>
         <w:t xml:space="preserve">       ├─ [2] Scoring       → agent_scoring_orchestrator</w:t>
-      </w:r>
-      <w:r>
-        <w:br w:type="textWrapping"/>
-      </w:r>
-      <w:r>
-        <w:rPr>
-          <w:rFonts w:ascii="Consolas" w:hAnsi="Consolas" w:eastAsia="ＭＳ 明朝" w:cs="Consolas" w:eastAsiaTheme="minorEastAsia"/>
-          <w:sz w:val="18"/>
-          <w:szCs w:val="22"/>
-        </w:rPr>
+        <w:br/>
         <w:t xml:space="preserve">       ├─ [3] Ranking       → capabilities_ranking_calculator</w:t>
-      </w:r>
-      <w:r>
-        <w:br w:type="textWrapping"/>
-      </w:r>
-      <w:r>
-        <w:rPr>
-          <w:rFonts w:ascii="Consolas" w:hAnsi="Consolas" w:eastAsia="ＭＳ 明朝" w:cs="Consolas" w:eastAsiaTheme="minorEastAsia"/>
-          <w:sz w:val="18"/>
-          <w:szCs w:val="22"/>
-        </w:rPr>
+        <w:br/>
         <w:t xml:space="preserve">       ├─ [4] Search        → capabilities_search_resolver</w:t>
-      </w:r>
-      <w:r>
-        <w:br w:type="textWrapping"/>
-      </w:r>
-      <w:r>
-        <w:rPr>
-          <w:rFonts w:ascii="Consolas" w:hAnsi="Consolas" w:eastAsia="ＭＳ 明朝" w:cs="Consolas" w:eastAsiaTheme="minorEastAsia"/>
-          <w:sz w:val="18"/>
-          <w:szCs w:val="22"/>
-        </w:rPr>
+        <w:br/>
         <w:t xml:space="preserve">       ├─ [5] Recap         → agent_recap_orchestrator</w:t>
-      </w:r>
-      <w:r>
-        <w:br w:type="textWrapping"/>
-      </w:r>
-      <w:r>
-        <w:rPr>
-          <w:rFonts w:ascii="Consolas" w:hAnsi="Consolas" w:eastAsia="ＭＳ 明朝" w:cs="Consolas" w:eastAsiaTheme="minorEastAsia"/>
-          <w:sz w:val="18"/>
-          <w:szCs w:val="22"/>
-        </w:rPr>
+        <w:br/>
         <w:t xml:space="preserve">       └─ [6] Storage       → agent_storage_save / load / delete</w:t>
       </w:r>
     </w:p>
     <w:p>
       <w:pPr>
         <w:pStyle w:val="Heading1"/>
-        <w:jc w:val="both"/>
       </w:pPr>
       <w:r>
-        <w:rPr>
-          <w:rFonts w:ascii="Calibri" w:hAnsi="Calibri" w:eastAsia="ＭＳ ゴシック" w:cs="Calibri" w:asciiTheme="majorHAnsi" w:hAnsiTheme="majorHAnsi" w:eastAsiaTheme="majorEastAsia"/>
-          <w:b/>
-          <w:bCs/>
-          <w:color w:val="365F91" w:themeColor="accent1" w:themeShade="BF"/>
-          <w:sz w:val="28"/>
-          <w:szCs w:val="28"/>
-        </w:rPr>
         <w:t>4. Struktur (struct)</w:t>
       </w:r>
     </w:p>
     <w:p>
-      <w:pPr>
-        <w:spacing w:after="200" w:line="276" w:lineRule="auto"/>
-        <w:jc w:val="both"/>
-      </w:pPr>
       <w:r>
-        <w:rPr>
-          <w:rFonts w:ascii="Calibri" w:hAnsi="Calibri" w:eastAsia="ＭＳ 明朝" w:cs="Calibri" w:eastAsiaTheme="minorEastAsia"/>
-          <w:sz w:val="22"/>
-          <w:szCs w:val="22"/>
-        </w:rPr>
         <w:t>Struct utama (diekstrak dari source):</w:t>
       </w:r>
     </w:p>
     <w:p>
       <w:pPr>
         <w:pStyle w:val="Heading2"/>
-        <w:jc w:val="both"/>
       </w:pPr>
       <w:r>
-        <w:rPr>
-          <w:rFonts w:ascii="Calibri" w:hAnsi="Calibri" w:eastAsia="ＭＳ ゴシック" w:cs="Calibri" w:asciiTheme="majorHAnsi" w:hAnsiTheme="majorHAnsi" w:eastAsiaTheme="majorEastAsia"/>
-          <w:b/>
-          <w:bCs/>
-          <w:color w:val="4F81BD" w:themeColor="accent1"/>
-          <w:sz w:val="26"/>
-          <w:szCs w:val="26"/>
-        </w:rPr>
         <w:t>CompetitionState (wadah status lomba)</w:t>
       </w:r>
     </w:p>
     <w:p>
-      <w:pPr>
-        <w:spacing w:after="200" w:line="276" w:lineRule="auto"/>
-        <w:jc w:val="both"/>
-      </w:pPr>
       <w:r>
         <w:rPr>
-          <w:rFonts w:ascii="Consolas" w:hAnsi="Consolas" w:eastAsia="ＭＳ 明朝" w:cs="Consolas" w:eastAsiaTheme="minorEastAsia"/>
+          <w:rFonts w:ascii="Consolas" w:hAnsi="Consolas"/>
           <w:sz w:val="18"/>
-          <w:szCs w:val="22"/>
         </w:rPr>
         <w:t>typedef struct {</w:t>
-      </w:r>
-      <w:r>
-        <w:br w:type="textWrapping"/>
-      </w:r>
-      <w:r>
-        <w:rPr>
-          <w:rFonts w:ascii="Consolas" w:hAnsi="Consolas" w:eastAsia="ＭＳ 明朝" w:cs="Consolas" w:eastAsiaTheme="minorEastAsia"/>
-          <w:sz w:val="18"/>
-          <w:szCs w:val="22"/>
-        </w:rPr>
+        <w:br/>
         <w:t xml:space="preserve">    ParticipantEntity     participants[MAX_PARTICIPANTS];</w:t>
-      </w:r>
-      <w:r>
-        <w:br w:type="textWrapping"/>
-      </w:r>
-      <w:r>
-        <w:rPr>
-          <w:rFonts w:ascii="Consolas" w:hAnsi="Consolas" w:eastAsia="ＭＳ 明朝" w:cs="Consolas" w:eastAsiaTheme="minorEastAsia"/>
-          <w:sz w:val="18"/>
-          <w:szCs w:val="22"/>
-        </w:rPr>
+        <w:br/>
         <w:t xml:space="preserve">    int                   participant_count;</w:t>
-      </w:r>
-      <w:r>
-        <w:br w:type="textWrapping"/>
-      </w:r>
-      <w:r>
-        <w:rPr>
-          <w:rFonts w:ascii="Consolas" w:hAnsi="Consolas" w:eastAsia="ＭＳ 明朝" w:cs="Consolas" w:eastAsiaTheme="minorEastAsia"/>
-          <w:sz w:val="18"/>
-          <w:szCs w:val="22"/>
-        </w:rPr>
+        <w:br/>
         <w:t xml:space="preserve">    CompetitionStateKind  state;   /* INIT | REGISTERED | COMPLETED */</w:t>
-      </w:r>
-      <w:r>
-        <w:br w:type="textWrapping"/>
-      </w:r>
-      <w:r>
-        <w:rPr>
-          <w:rFonts w:ascii="Consolas" w:hAnsi="Consolas" w:eastAsia="ＭＳ 明朝" w:cs="Consolas" w:eastAsiaTheme="minorEastAsia"/>
-          <w:sz w:val="18"/>
-          <w:szCs w:val="22"/>
-        </w:rPr>
+        <w:br/>
         <w:t>} CompetitionState;</w:t>
       </w:r>
     </w:p>
     <w:p>
       <w:pPr>
         <w:pStyle w:val="Heading2"/>
-        <w:jc w:val="both"/>
       </w:pPr>
       <w:r>
-        <w:rPr>
-          <w:rFonts w:ascii="Calibri" w:hAnsi="Calibri" w:eastAsia="ＭＳ ゴシック" w:cs="Calibri" w:asciiTheme="majorHAnsi" w:hAnsiTheme="majorHAnsi" w:eastAsiaTheme="majorEastAsia"/>
-          <w:b/>
-          <w:bCs/>
-          <w:color w:val="4F81BD" w:themeColor="accent1"/>
-          <w:sz w:val="26"/>
-          <w:szCs w:val="26"/>
-        </w:rPr>
         <w:t>ParticipantEntity (satu peserta)</w:t>
       </w:r>
     </w:p>
     <w:p>
-      <w:pPr>
-        <w:spacing w:after="200" w:line="276" w:lineRule="auto"/>
-        <w:jc w:val="both"/>
-      </w:pPr>
       <w:r>
         <w:rPr>
-          <w:rFonts w:ascii="Consolas" w:hAnsi="Consolas" w:eastAsia="ＭＳ 明朝" w:cs="Consolas" w:eastAsiaTheme="minorEastAsia"/>
+          <w:rFonts w:ascii="Consolas" w:hAnsi="Consolas"/>
           <w:sz w:val="18"/>
-          <w:szCs w:val="22"/>
         </w:rPr>
         <w:t>typedef struct {</w:t>
-      </w:r>
-      <w:r>
-        <w:br w:type="textWrapping"/>
-      </w:r>
-      <w:r>
-        <w:rPr>
-          <w:rFonts w:ascii="Consolas" w:hAnsi="Consolas" w:eastAsia="ＭＳ 明朝" w:cs="Consolas" w:eastAsiaTheme="minorEastAsia"/>
-          <w:sz w:val="18"/>
-          <w:szCs w:val="22"/>
-        </w:rPr>
+        <w:br/>
         <w:t xml:space="preserve">    ParticipantIdVO   id;          /* nomor urut */</w:t>
-      </w:r>
-      <w:r>
-        <w:br w:type="textWrapping"/>
-      </w:r>
-      <w:r>
-        <w:rPr>
-          <w:rFonts w:ascii="Consolas" w:hAnsi="Consolas" w:eastAsia="ＭＳ 明朝" w:cs="Consolas" w:eastAsiaTheme="minorEastAsia"/>
-          <w:sz w:val="18"/>
-          <w:szCs w:val="22"/>
-        </w:rPr>
+        <w:br/>
         <w:t xml:space="preserve">    ParticipantNameVO name;        /* nama (dibungkus VO) */</w:t>
-      </w:r>
-      <w:r>
-        <w:br w:type="textWrapping"/>
-      </w:r>
-      <w:r>
-        <w:rPr>
-          <w:rFonts w:ascii="Consolas" w:hAnsi="Consolas" w:eastAsia="ＭＳ 明朝" w:cs="Consolas" w:eastAsiaTheme="minorEastAsia"/>
-          <w:sz w:val="18"/>
-          <w:szCs w:val="22"/>
-        </w:rPr>
+        <w:br/>
         <w:t xml:space="preserve">    KickVO            kicks[TOTAL_KICKS]; /* 7 hasil tendangan */</w:t>
-      </w:r>
-      <w:r>
-        <w:br w:type="textWrapping"/>
-      </w:r>
-      <w:r>
-        <w:rPr>
-          <w:rFonts w:ascii="Consolas" w:hAnsi="Consolas" w:eastAsia="ＭＳ 明朝" w:cs="Consolas" w:eastAsiaTheme="minorEastAsia"/>
-          <w:sz w:val="18"/>
-          <w:szCs w:val="22"/>
-        </w:rPr>
+        <w:br/>
         <w:t xml:space="preserve">    TotalScoreVO      total_score; /* akumulasi poin */</w:t>
-      </w:r>
-      <w:r>
-        <w:br w:type="textWrapping"/>
-      </w:r>
-      <w:r>
-        <w:rPr>
-          <w:rFonts w:ascii="Consolas" w:hAnsi="Consolas" w:eastAsia="ＭＳ 明朝" w:cs="Consolas" w:eastAsiaTheme="minorEastAsia"/>
-          <w:sz w:val="18"/>
-          <w:szCs w:val="22"/>
-        </w:rPr>
+        <w:br/>
         <w:t xml:space="preserve">    ZoneFreqVO        zone_freq;   /* hitungan tiap zona (pemecah seri) */</w:t>
-      </w:r>
-      <w:r>
-        <w:br w:type="textWrapping"/>
-      </w:r>
-      <w:r>
-        <w:rPr>
-          <w:rFonts w:ascii="Consolas" w:hAnsi="Consolas" w:eastAsia="ＭＳ 明朝" w:cs="Consolas" w:eastAsiaTheme="minorEastAsia"/>
-          <w:sz w:val="18"/>
-          <w:szCs w:val="22"/>
-        </w:rPr>
+        <w:br/>
         <w:t xml:space="preserve">    KickCountVO       kick_count;  /* 0..7 tendangan dilakukan */</w:t>
-      </w:r>
-      <w:r>
-        <w:br w:type="textWrapping"/>
-      </w:r>
-      <w:r>
-        <w:rPr>
-          <w:rFonts w:ascii="Consolas" w:hAnsi="Consolas" w:eastAsia="ＭＳ 明朝" w:cs="Consolas" w:eastAsiaTheme="minorEastAsia"/>
-          <w:sz w:val="18"/>
-          <w:szCs w:val="22"/>
-        </w:rPr>
+        <w:br/>
         <w:t>} ParticipantEntity;</w:t>
       </w:r>
     </w:p>
     <w:p>
       <w:pPr>
         <w:pStyle w:val="Heading2"/>
-        <w:jc w:val="both"/>
       </w:pPr>
       <w:r>
-        <w:rPr>
-          <w:rFonts w:ascii="Calibri" w:hAnsi="Calibri" w:eastAsia="ＭＳ ゴシック" w:cs="Calibri" w:asciiTheme="majorHAnsi" w:hAnsiTheme="majorHAnsi" w:eastAsiaTheme="majorEastAsia"/>
-          <w:b/>
-          <w:bCs/>
-          <w:color w:val="4F81BD" w:themeColor="accent1"/>
-          <w:sz w:val="26"/>
-          <w:szCs w:val="26"/>
-        </w:rPr>
         <w:t>CompetitionStateKind (enum tahap)</w:t>
       </w:r>
     </w:p>
     <w:p>
-      <w:pPr>
-        <w:spacing w:after="200" w:line="276" w:lineRule="auto"/>
-        <w:jc w:val="both"/>
-      </w:pPr>
       <w:r>
         <w:rPr>
-          <w:rFonts w:ascii="Consolas" w:hAnsi="Consolas" w:eastAsia="ＭＳ 明朝" w:cs="Consolas" w:eastAsiaTheme="minorEastAsia"/>
+          <w:rFonts w:ascii="Consolas" w:hAnsi="Consolas"/>
           <w:sz w:val="18"/>
-          <w:szCs w:val="22"/>
         </w:rPr>
         <w:t>typedef enum {</w:t>
-      </w:r>
-      <w:r>
-        <w:br w:type="textWrapping"/>
-      </w:r>
-      <w:r>
-        <w:rPr>
-          <w:rFonts w:ascii="Consolas" w:hAnsi="Consolas" w:eastAsia="ＭＳ 明朝" w:cs="Consolas" w:eastAsiaTheme="minorEastAsia"/>
-          <w:sz w:val="18"/>
-          <w:szCs w:val="22"/>
-        </w:rPr>
+        <w:br/>
         <w:t xml:space="preserve">    STATE_INIT = 0,       /* belum ada peserta */</w:t>
-      </w:r>
-      <w:r>
-        <w:br w:type="textWrapping"/>
-      </w:r>
-      <w:r>
-        <w:rPr>
-          <w:rFonts w:ascii="Consolas" w:hAnsi="Consolas" w:eastAsia="ＭＳ 明朝" w:cs="Consolas" w:eastAsiaTheme="minorEastAsia"/>
-          <w:sz w:val="18"/>
-          <w:szCs w:val="22"/>
-        </w:rPr>
+        <w:br/>
         <w:t xml:space="preserve">    STATE_REGISTERED = 1, /* boleh tendang &amp; cari */</w:t>
-      </w:r>
-      <w:r>
-        <w:br w:type="textWrapping"/>
-      </w:r>
-      <w:r>
-        <w:rPr>
-          <w:rFonts w:ascii="Consolas" w:hAnsi="Consolas" w:eastAsia="ＭＳ 明朝" w:cs="Consolas" w:eastAsiaTheme="minorEastAsia"/>
-          <w:sz w:val="18"/>
-          <w:szCs w:val="22"/>
-        </w:rPr>
+        <w:br/>
         <w:t xml:space="preserve">    STATE_COMPLETED = 2   /* boleh ranking &amp; recap */</w:t>
-      </w:r>
-      <w:r>
-        <w:br w:type="textWrapping"/>
-      </w:r>
-      <w:r>
-        <w:rPr>
-          <w:rFonts w:ascii="Consolas" w:hAnsi="Consolas" w:eastAsia="ＭＳ 明朝" w:cs="Consolas" w:eastAsiaTheme="minorEastAsia"/>
-          <w:sz w:val="18"/>
-          <w:szCs w:val="22"/>
-        </w:rPr>
+        <w:br/>
         <w:t>} CompetitionStateKind;</w:t>
       </w:r>
     </w:p>
     <w:p>
       <w:pPr>
         <w:pStyle w:val="Heading1"/>
-        <w:jc w:val="both"/>
       </w:pPr>
       <w:r>
-        <w:rPr>
-          <w:rFonts w:ascii="Calibri" w:hAnsi="Calibri" w:eastAsia="ＭＳ ゴシック" w:cs="Calibri" w:asciiTheme="majorHAnsi" w:hAnsiTheme="majorHAnsi" w:eastAsiaTheme="majorEastAsia"/>
-          <w:b/>
-          <w:bCs/>
-          <w:color w:val="365F91" w:themeColor="accent1" w:themeShade="BF"/>
-          <w:sz w:val="28"/>
-          <w:szCs w:val="28"/>
-        </w:rPr>
         <w:t>5. Konstanta</w:t>
       </w:r>
     </w:p>
     <w:p>
-      <w:pPr>
-        <w:spacing w:after="200" w:line="276" w:lineRule="auto"/>
-        <w:jc w:val="both"/>
-      </w:pPr>
       <w:r>
-        <w:rPr>
-          <w:rFonts w:ascii="Calibri" w:hAnsi="Calibri" w:eastAsia="ＭＳ 明朝" w:cs="Calibri" w:eastAsiaTheme="minorEastAsia"/>
-          <w:sz w:val="22"/>
-          <w:szCs w:val="22"/>
-        </w:rPr>
         <w:t>Konstanta terpusat di taxonomy_game_constant.h:</w:t>
       </w:r>
     </w:p>
     <w:p>
-      <w:pPr>
-        <w:spacing w:after="200" w:line="276" w:lineRule="auto"/>
-        <w:jc w:val="both"/>
-      </w:pPr>
       <w:r>
         <w:rPr>
-          <w:rFonts w:ascii="Consolas" w:hAnsi="Consolas" w:eastAsia="ＭＳ 明朝" w:cs="Consolas" w:eastAsiaTheme="minorEastAsia"/>
+          <w:rFonts w:ascii="Consolas" w:hAnsi="Consolas"/>
           <w:sz w:val="18"/>
-          <w:szCs w:val="22"/>
         </w:rPr>
-        <w:t xml:space="preserve">MIN_PARTICIPANTS 5     /* peserta minimal */</w:t>
-      </w:r>
-      <w:r>
-        <w:br w:type="textWrapping"/>
-      </w:r>
-      <w:r>
-        <w:rPr>
-          <w:rFonts w:ascii="Consolas" w:hAnsi="Consolas" w:eastAsia="ＭＳ 明朝" w:cs="Consolas" w:eastAsiaTheme="minorEastAsia"/>
-          <w:sz w:val="18"/>
-          <w:szCs w:val="22"/>
-        </w:rPr>
-        <w:t xml:space="preserve">MAX_PARTICIPANTS 7     /* peserta maksimal (batas array) */</w:t>
-      </w:r>
-      <w:r>
-        <w:br w:type="textWrapping"/>
-      </w:r>
-      <w:r>
-        <w:rPr>
-          <w:rFonts w:ascii="Consolas" w:hAnsi="Consolas" w:eastAsia="ＭＳ 明朝" w:cs="Consolas" w:eastAsiaTheme="minorEastAsia"/>
-          <w:sz w:val="18"/>
-          <w:szCs w:val="22"/>
-        </w:rPr>
-        <w:t xml:space="preserve">TOTAL_KICKS      7     /* tendangan per peserta */</w:t>
-      </w:r>
-      <w:r>
-        <w:br w:type="textWrapping"/>
-      </w:r>
-      <w:r>
-        <w:rPr>
-          <w:rFonts w:ascii="Consolas" w:hAnsi="Consolas" w:eastAsia="ＭＳ 明朝" w:cs="Consolas" w:eastAsiaTheme="minorEastAsia"/>
-          <w:sz w:val="18"/>
-          <w:szCs w:val="22"/>
-        </w:rPr>
-        <w:t xml:space="preserve">MIN_ZONE         0     /* zona terendah (miss) */</w:t>
-      </w:r>
-      <w:r>
-        <w:br w:type="textWrapping"/>
-      </w:r>
-      <w:r>
-        <w:rPr>
-          <w:rFonts w:ascii="Consolas" w:hAnsi="Consolas" w:eastAsia="ＭＳ 明朝" w:cs="Consolas" w:eastAsiaTheme="minorEastAsia"/>
-          <w:sz w:val="18"/>
-          <w:szCs w:val="22"/>
-        </w:rPr>
-        <w:t xml:space="preserve">MAX_ZONE         5     /* zona tertinggi (top) */</w:t>
-      </w:r>
-      <w:r>
-        <w:br w:type="textWrapping"/>
-      </w:r>
-      <w:r>
-        <w:rPr>
-          <w:rFonts w:ascii="Consolas" w:hAnsi="Consolas" w:eastAsia="ＭＳ 明朝" w:cs="Consolas" w:eastAsiaTheme="minorEastAsia"/>
-          <w:sz w:val="18"/>
-          <w:szCs w:val="22"/>
-        </w:rPr>
-        <w:t xml:space="preserve">MAX_NAME_LENGTH  30    /* panjang nama maksimal */</w:t>
-      </w:r>
-      <w:r>
-        <w:br w:type="textWrapping"/>
-      </w:r>
-      <w:r>
-        <w:rPr>
-          <w:rFonts w:ascii="Consolas" w:hAnsi="Consolas" w:eastAsia="ＭＳ 明朝" w:cs="Consolas" w:eastAsiaTheme="minorEastAsia"/>
-          <w:sz w:val="18"/>
-          <w:szCs w:val="22"/>
-        </w:rPr>
+        <w:t>MIN_PARTICIPANTS 5     /* peserta minimal */</w:t>
+        <w:br/>
+        <w:t>MAX_PARTICIPANTS 7     /* peserta maksimal (batas array) */</w:t>
+        <w:br/>
+        <w:t>TOTAL_KICKS      7     /* tendangan per peserta */</w:t>
+        <w:br/>
+        <w:t>MIN_ZONE         0     /* zona terendah (miss) */</w:t>
+        <w:br/>
+        <w:t>MAX_ZONE         5     /* zona tertinggi (top) */</w:t>
+        <w:br/>
+        <w:t>MAX_NAME_LENGTH  30    /* panjang nama maksimal */</w:t>
+        <w:br/>
         <w:t>DEFAULT_STORAGE_FILENAME "data_lomba.bin"</w:t>
       </w:r>
     </w:p>
     <w:p>
       <w:pPr>
         <w:pStyle w:val="Heading1"/>
-        <w:jc w:val="both"/>
       </w:pPr>
       <w:r>
-        <w:rPr>
-          <w:rFonts w:ascii="Calibri" w:hAnsi="Calibri" w:eastAsia="ＭＳ ゴシック" w:cs="Calibri" w:asciiTheme="majorHAnsi" w:hAnsiTheme="majorHAnsi" w:eastAsiaTheme="majorEastAsia"/>
-          <w:b/>
-          <w:bCs/>
-          <w:color w:val="365F91" w:themeColor="accent1" w:themeShade="BF"/>
-          <w:sz w:val="28"/>
-          <w:szCs w:val="28"/>
-        </w:rPr>
         <w:t>6. Variabel</w:t>
       </w:r>
     </w:p>
     <w:p>
-      <w:pPr>
-        <w:spacing w:after="200" w:line="276" w:lineRule="auto"/>
-        <w:jc w:val="both"/>
-      </w:pPr>
       <w:r>
-        <w:rPr>
-          <w:rFonts w:ascii="Calibri" w:hAnsi="Calibri" w:eastAsia="ＭＳ 明朝" w:cs="Calibri" w:eastAsiaTheme="minorEastAsia"/>
-          <w:sz w:val="22"/>
-          <w:szCs w:val="22"/>
-        </w:rPr>
         <w:t>Aplikasi sengaja TIDAK menggunakan variabel global untuk data lomba. Variabel utama:</w:t>
       </w:r>
     </w:p>
     <w:p>
       <w:pPr>
         <w:pStyle w:val="ListBullet"/>
-        <w:ind w:left="360" w:hanging="360"/>
-        <w:jc w:val="both"/>
       </w:pPr>
       <w:r>
-        <w:rPr>
-          <w:rFonts w:ascii="Calibri" w:hAnsi="Calibri" w:eastAsia="ＭＳ 明朝" w:cs="Calibri" w:eastAsiaTheme="minorEastAsia"/>
-          <w:sz w:val="22"/>
-          <w:szCs w:val="22"/>
-        </w:rPr>
         <w:t>CompetitionState state — dideklarasikan di main(), di-pass ke seluruh fitur via pointer (satu sumber data).</w:t>
       </w:r>
     </w:p>
     <w:p>
       <w:pPr>
         <w:pStyle w:val="ListBullet"/>
-        <w:ind w:left="360" w:hanging="360"/>
-        <w:jc w:val="both"/>
       </w:pPr>
       <w:r>
-        <w:rPr>
-          <w:rFonts w:ascii="Calibri" w:hAnsi="Calibri" w:eastAsia="ＭＳ 明朝" w:cs="Calibri" w:eastAsiaTheme="minorEastAsia"/>
-          <w:sz w:val="22"/>
-          <w:szCs w:val="22"/>
-        </w:rPr>
         <w:t>Aggregate lokal di main(): reg, sc, rk, sr, rc, st, sn — masing-masing berisi function pointer ke implementasi domain.</w:t>
       </w:r>
     </w:p>
     <w:p>
       <w:pPr>
         <w:pStyle w:val="ListBullet"/>
-        <w:ind w:left="360" w:hanging="360"/>
-        <w:jc w:val="both"/>
       </w:pPr>
       <w:r>
-        <w:rPr>
-          <w:rFonts w:ascii="Calibri" w:hAnsi="Calibri" w:eastAsia="ＭＳ 明朝" w:cs="Calibri" w:eastAsiaTheme="minorEastAsia"/>
-          <w:sz w:val="22"/>
-          <w:szCs w:val="22"/>
-        </w:rPr>
         <w:t>DisplayPort dp — antarmuka render, dirakit oleh root_display_build().</w:t>
       </w:r>
     </w:p>
     <w:p>
       <w:pPr>
         <w:pStyle w:val="ListBullet"/>
-        <w:ind w:left="360" w:hanging="360"/>
-        <w:jc w:val="both"/>
       </w:pPr>
       <w:r>
-        <w:rPr>
-          <w:rFonts w:ascii="Calibri" w:hAnsi="Calibri" w:eastAsia="ＭＳ 明朝" w:cs="Calibri" w:eastAsiaTheme="minorEastAsia"/>
-          <w:sz w:val="22"/>
-          <w:szCs w:val="22"/>
-        </w:rPr>
         <w:t>Variabel lokal di tiap fungsi: loop index (i, z), buffer (buf[128]), state sementara (RankingEntryVO entries[]).</w:t>
       </w:r>
     </w:p>
     <w:p>
       <w:pPr>
         <w:pStyle w:val="Heading1"/>
-        <w:jc w:val="both"/>
       </w:pPr>
       <w:r>
-        <w:rPr>
-          <w:rFonts w:ascii="Calibri" w:hAnsi="Calibri" w:eastAsia="ＭＳ ゴシック" w:cs="Calibri" w:asciiTheme="majorHAnsi" w:hAnsiTheme="majorHAnsi" w:eastAsiaTheme="majorEastAsia"/>
-          <w:b/>
-          <w:bCs/>
-          <w:color w:val="365F91" w:themeColor="accent1" w:themeShade="BF"/>
-          <w:sz w:val="28"/>
-          <w:szCs w:val="28"/>
-        </w:rPr>
         <w:t>7. Daftar Fungsi</w:t>
       </w:r>
     </w:p>
     <w:p>
-      <w:pPr>
-        <w:spacing w:after="200" w:line="276" w:lineRule="auto"/>
-        <w:jc w:val="both"/>
-      </w:pPr>
       <w:r>
-        <w:rPr>
-          <w:rFonts w:ascii="Calibri" w:hAnsi="Calibri" w:eastAsia="ＭＳ 明朝" w:cs="Calibri" w:eastAsiaTheme="minorEastAsia"/>
-          <w:sz w:val="22"/>
-          <w:szCs w:val="22"/>
-        </w:rPr>
         <w:t>Fungsi domain &amp; infrastruktur utama:</w:t>
       </w:r>
     </w:p>
     <w:p>
       <w:pPr>
         <w:pStyle w:val="ListBullet"/>
-        <w:ind w:left="360" w:hanging="360"/>
-        <w:jc w:val="both"/>
       </w:pPr>
       <w:r>
-        <w:rPr>
-          <w:rFonts w:ascii="Calibri" w:hAnsi="Calibri" w:eastAsia="ＭＳ 明朝" w:cs="Calibri" w:eastAsiaTheme="minorEastAsia"/>
-          <w:sz w:val="22"/>
-          <w:szCs w:val="22"/>
-        </w:rPr>
         <w:t>root_registration_build / agent_registration_append (pendaftaran peserta)</w:t>
       </w:r>
     </w:p>
     <w:p>
       <w:pPr>
         <w:pStyle w:val="ListBullet"/>
-        <w:ind w:left="360" w:hanging="360"/>
-        <w:jc w:val="both"/>
       </w:pPr>
       <w:r>
-        <w:rPr>
-          <w:rFonts w:ascii="Calibri" w:hAnsi="Calibri" w:eastAsia="ＭＳ 明朝" w:cs="Calibri" w:eastAsiaTheme="minorEastAsia"/>
-          <w:sz w:val="22"/>
-          <w:szCs w:val="22"/>
-        </w:rPr>
         <w:t>capabilities_scoring_validate_zone / capabilities_scoring_record_kick (input tendangan &amp; skor)</w:t>
       </w:r>
     </w:p>
     <w:p>
       <w:pPr>
         <w:pStyle w:val="ListBullet"/>
-        <w:ind w:left="360" w:hanging="360"/>
-        <w:jc w:val="both"/>
       </w:pPr>
       <w:r>
-        <w:rPr>
-          <w:rFonts w:ascii="Calibri" w:hAnsi="Calibri" w:eastAsia="ＭＳ 明朝" w:cs="Calibri" w:eastAsiaTheme="minorEastAsia"/>
-          <w:sz w:val="22"/>
-          <w:szCs w:val="22"/>
-        </w:rPr>
         <w:t>capabilities_ranking_compute (urutkan + aturan seri zona 5→4→3→2→1)</w:t>
       </w:r>
     </w:p>
     <w:p>
       <w:pPr>
         <w:pStyle w:val="ListBullet"/>
-        <w:ind w:left="360" w:hanging="360"/>
-        <w:jc w:val="both"/>
       </w:pPr>
       <w:r>
-        <w:rPr>
-          <w:rFonts w:ascii="Calibri" w:hAnsi="Calibri" w:eastAsia="ＭＳ 明朝" w:cs="Calibri" w:eastAsiaTheme="minorEastAsia"/>
-          <w:sz w:val="22"/>
-          <w:szCs w:val="22"/>
-        </w:rPr>
         <w:t>capabilities_search_resolver (cari peserta)</w:t>
       </w:r>
     </w:p>
     <w:p>
       <w:pPr>
         <w:pStyle w:val="ListBullet"/>
-        <w:ind w:left="360" w:hanging="360"/>
-        <w:jc w:val="both"/>
       </w:pPr>
       <w:r>
-        <w:rPr>
-          <w:rFonts w:ascii="Calibri" w:hAnsi="Calibri" w:eastAsia="ＭＳ 明朝" w:cs="Calibri" w:eastAsiaTheme="minorEastAsia"/>
-          <w:sz w:val="22"/>
-          <w:szCs w:val="22"/>
-        </w:rPr>
         <w:t>agent_recap_orchestrator / capabilities_recap_formatter (rekapitulasi)</w:t>
       </w:r>
     </w:p>
     <w:p>
       <w:pPr>
         <w:pStyle w:val="ListBullet"/>
-        <w:ind w:left="360" w:hanging="360"/>
-        <w:jc w:val="both"/>
       </w:pPr>
       <w:r>
-        <w:rPr>
-          <w:rFonts w:ascii="Calibri" w:hAnsi="Calibri" w:eastAsia="ＭＳ 明朝" w:cs="Calibri" w:eastAsiaTheme="minorEastAsia"/>
-          <w:sz w:val="22"/>
-          <w:szCs w:val="22"/>
-        </w:rPr>
         <w:t>agent_storage_save / agent_storage_load / agent_storage_delete (simpan/muat/hapus file)</w:t>
       </w:r>
     </w:p>
     <w:p>
       <w:pPr>
         <w:pStyle w:val="ListBullet"/>
-        <w:ind w:left="360" w:hanging="360"/>
-        <w:jc w:val="both"/>
       </w:pPr>
       <w:r>
-        <w:rPr>
-          <w:rFonts w:ascii="Calibri" w:hAnsi="Calibri" w:eastAsia="ＭＳ 明朝" w:cs="Calibri" w:eastAsiaTheme="minorEastAsia"/>
-          <w:sz w:val="22"/>
-          <w:szCs w:val="22"/>
-        </w:rPr>
         <w:t>sanitizer_validate_int / sanitizer_validate_string (validasi input)</w:t>
       </w:r>
     </w:p>
     <w:p>
       <w:pPr>
         <w:pStyle w:val="ListBullet"/>
-        <w:ind w:left="360" w:hanging="360"/>
-        <w:jc w:val="both"/>
       </w:pPr>
       <w:r>
-        <w:rPr>
-          <w:rFonts w:ascii="Calibri" w:hAnsi="Calibri" w:eastAsia="ＭＳ 明朝" w:cs="Calibri" w:eastAsiaTheme="minorEastAsia"/>
-          <w:sz w:val="22"/>
-          <w:szCs w:val="22"/>
-        </w:rPr>
         <w:t>cli_surfaces_menu_run + cli_surfaces_*_execute (navigasi &amp; layar tiap fitur)</w:t>
       </w:r>
     </w:p>
     <w:p>
       <w:pPr>
         <w:pStyle w:val="ListBullet"/>
-        <w:ind w:left="360" w:hanging="360"/>
-        <w:jc w:val="both"/>
       </w:pPr>
       <w:r>
-        <w:rPr>
-          <w:rFonts w:ascii="Calibri" w:hAnsi="Calibri" w:eastAsia="ＭＳ 明朝" w:cs="Calibri" w:eastAsiaTheme="minorEastAsia"/>
-          <w:sz w:val="22"/>
-          <w:szCs w:val="22"/>
-        </w:rPr>
         <w:t>root_display_build (rakit DisplayPort / antarmuka ncurses)</w:t>
       </w:r>
     </w:p>
     <w:p>
       <w:pPr>
         <w:pStyle w:val="ListBullet"/>
-        <w:ind w:left="360" w:hanging="360"/>
-        <w:jc w:val="both"/>
       </w:pPr>
       <w:r>
-        <w:rPr>
-          <w:rFonts w:ascii="Calibri" w:hAnsi="Calibri" w:eastAsia="ＭＳ 明朝" w:cs="Calibri" w:eastAsiaTheme="minorEastAsia"/>
-          <w:sz w:val="22"/>
-          <w:szCs w:val="22"/>
-        </w:rPr>
         <w:t>cli_surfaces_storage_execute (fitur Simpan/Muat/Reset baru)</w:t>
       </w:r>
     </w:p>
     <w:p>
       <w:pPr>
         <w:pStyle w:val="Heading1"/>
-        <w:jc w:val="both"/>
       </w:pPr>
       <w:r>
-        <w:rPr>
-          <w:rFonts w:ascii="Calibri" w:hAnsi="Calibri" w:eastAsia="ＭＳ ゴシック" w:cs="Calibri" w:asciiTheme="majorHAnsi" w:hAnsiTheme="majorHAnsi" w:eastAsiaTheme="majorEastAsia"/>
-          <w:b/>
-          <w:bCs/>
-          <w:color w:val="365F91" w:themeColor="accent1" w:themeShade="BF"/>
-          <w:sz w:val="28"/>
-          <w:szCs w:val="28"/>
-        </w:rPr>
         <w:t>8. Kode Sumber (Script Program)</w:t>
       </w:r>
     </w:p>
     <w:p>
-      <w:pPr>
-        <w:spacing w:after="200" w:line="276" w:lineRule="auto"/>
-        <w:jc w:val="both"/>
-      </w:pPr>
       <w:r>
-        <w:rPr>
-          <w:rFonts w:ascii="Calibri" w:hAnsi="Calibri" w:eastAsia="ＭＳ 明朝" w:cs="Calibri" w:eastAsiaTheme="minorEastAsia"/>
-          <w:sz w:val="22"/>
-          <w:szCs w:val="22"/>
-        </w:rPr>
         <w:t>Kode sumber lengkap terdapat di folder src/ (41 file .c/.h) dengan struktur:</w:t>
       </w:r>
     </w:p>
     <w:p>
       <w:pPr>
         <w:pStyle w:val="ListBullet"/>
-        <w:ind w:left="360" w:hanging="360"/>
-        <w:jc w:val="both"/>
       </w:pPr>
       <w:r>
-        <w:rPr>
-          <w:rFonts w:ascii="Calibri" w:hAnsi="Calibri" w:eastAsia="ＭＳ 明朝" w:cs="Calibri" w:eastAsiaTheme="minorEastAsia"/>
-          <w:sz w:val="22"/>
-          <w:szCs w:val="22"/>
-        </w:rPr>
-        <w:t xml:space="preserve">src/shared/        — konstanta, struct (VO), enum, kontrak antarmuka</w:t>
+        <w:t>src/shared/        — konstanta, struct (VO), enum, kontrak antarmuka</w:t>
       </w:r>
     </w:p>
     <w:p>
       <w:pPr>
         <w:pStyle w:val="ListBullet"/>
-        <w:ind w:left="360" w:hanging="360"/>
-        <w:jc w:val="both"/>
       </w:pPr>
       <w:r>
-        <w:rPr>
-          <w:rFonts w:ascii="Calibri" w:hAnsi="Calibri" w:eastAsia="ＭＳ 明朝" w:cs="Calibri" w:eastAsiaTheme="minorEastAsia"/>
-          <w:sz w:val="22"/>
-          <w:szCs w:val="22"/>
-        </w:rPr>
-        <w:t xml:space="preserve">src/registration/  — pendaftaran peserta</w:t>
+        <w:t>src/registration/  — pendaftaran peserta</w:t>
       </w:r>
     </w:p>
     <w:p>
       <w:pPr>
         <w:pStyle w:val="ListBullet"/>
-        <w:ind w:left="360" w:hanging="360"/>
-        <w:jc w:val="both"/>
       </w:pPr>
       <w:r>
-        <w:rPr>
-          <w:rFonts w:ascii="Calibri" w:hAnsi="Calibri" w:eastAsia="ＭＳ 明朝" w:cs="Calibri" w:eastAsiaTheme="minorEastAsia"/>
-          <w:sz w:val="22"/>
-          <w:szCs w:val="22"/>
-        </w:rPr>
-        <w:t xml:space="preserve">src/scoring/       — validasi &amp; pencatatan zona → skor</w:t>
+        <w:t>src/scoring/       — validasi &amp; pencatatan zona → skor</w:t>
       </w:r>
     </w:p>
     <w:p>
       <w:pPr>
         <w:pStyle w:val="ListBullet"/>
-        <w:ind w:left="360" w:hanging="360"/>
-        <w:jc w:val="both"/>
       </w:pPr>
       <w:r>
-        <w:rPr>
-          <w:rFonts w:ascii="Calibri" w:hAnsi="Calibri" w:eastAsia="ＭＳ 明朝" w:cs="Calibri" w:eastAsiaTheme="minorEastAsia"/>
-          <w:sz w:val="22"/>
-          <w:szCs w:val="22"/>
-        </w:rPr>
-        <w:t xml:space="preserve">src/ranking/       — peringkat + aturan seri</w:t>
+        <w:t>src/ranking/       — peringkat + aturan seri</w:t>
       </w:r>
     </w:p>
     <w:p>
       <w:pPr>
         <w:pStyle w:val="ListBullet"/>
-        <w:ind w:left="360" w:hanging="360"/>
-        <w:jc w:val="both"/>
       </w:pPr>
       <w:r>
-        <w:rPr>
-          <w:rFonts w:ascii="Calibri" w:hAnsi="Calibri" w:eastAsia="ＭＳ 明朝" w:cs="Calibri" w:eastAsiaTheme="minorEastAsia"/>
-          <w:sz w:val="22"/>
-          <w:szCs w:val="22"/>
-        </w:rPr>
-        <w:t xml:space="preserve">src/search/        — pencarian peserta</w:t>
+        <w:t>src/search/        — pencarian peserta</w:t>
       </w:r>
     </w:p>
     <w:p>
       <w:pPr>
         <w:pStyle w:val="ListBullet"/>
-        <w:ind w:left="360" w:hanging="360"/>
-        <w:jc w:val="both"/>
       </w:pPr>
       <w:r>
-        <w:rPr>
-          <w:rFonts w:ascii="Calibri" w:hAnsi="Calibri" w:eastAsia="ＭＳ 明朝" w:cs="Calibri" w:eastAsiaTheme="minorEastAsia"/>
-          <w:sz w:val="22"/>
-          <w:szCs w:val="22"/>
-        </w:rPr>
-        <w:t xml:space="preserve">src/recap/         — rekapitulasi</w:t>
+        <w:t>src/recap/         — rekapitulasi</w:t>
       </w:r>
     </w:p>
     <w:p>
       <w:pPr>
         <w:pStyle w:val="ListBullet"/>
-        <w:ind w:left="360" w:hanging="360"/>
-        <w:jc w:val="both"/>
       </w:pPr>
       <w:r>
-        <w:rPr>
-          <w:rFonts w:ascii="Calibri" w:hAnsi="Calibri" w:eastAsia="ＭＳ 明朝" w:cs="Calibri" w:eastAsiaTheme="minorEastAsia"/>
-          <w:sz w:val="22"/>
-          <w:szCs w:val="22"/>
-        </w:rPr>
-        <w:t xml:space="preserve">src/storage/       — simpan/muat/hapus file</w:t>
+        <w:t>src/storage/       — simpan/muat/hapus file</w:t>
       </w:r>
     </w:p>
     <w:p>
       <w:pPr>
         <w:pStyle w:val="ListBullet"/>
-        <w:ind w:left="360" w:hanging="360"/>
-        <w:jc w:val="both"/>
       </w:pPr>
       <w:r>
-        <w:rPr>
-          <w:rFonts w:ascii="Calibri" w:hAnsi="Calibri" w:eastAsia="ＭＳ 明朝" w:cs="Calibri" w:eastAsiaTheme="minorEastAsia"/>
-          <w:sz w:val="22"/>
-          <w:szCs w:val="22"/>
-        </w:rPr>
-        <w:t xml:space="preserve">src/sanitizer/     — validasi input</w:t>
+        <w:t>src/sanitizer/     — validasi input</w:t>
       </w:r>
     </w:p>
     <w:p>
       <w:pPr>
         <w:pStyle w:val="ListBullet"/>
-        <w:ind w:left="360" w:hanging="360"/>
-        <w:jc w:val="both"/>
       </w:pPr>
       <w:r>
-        <w:rPr>
-          <w:rFonts w:ascii="Calibri" w:hAnsi="Calibri" w:eastAsia="ＭＳ 明朝" w:cs="Calibri" w:eastAsiaTheme="minorEastAsia"/>
-          <w:sz w:val="22"/>
-          <w:szCs w:val="22"/>
-        </w:rPr>
-        <w:t xml:space="preserve">src/cli/           — layar menu &amp; tiap fitur (command + page)</w:t>
+        <w:t>src/cli/           — layar menu &amp; tiap fitur (command + page)</w:t>
       </w:r>
     </w:p>
     <w:p>
       <w:pPr>
         <w:pStyle w:val="ListBullet"/>
-        <w:ind w:left="360" w:hanging="360"/>
-        <w:jc w:val="both"/>
       </w:pPr>
       <w:r>
-        <w:rPr>
-          <w:rFonts w:ascii="Calibri" w:hAnsi="Calibri" w:eastAsia="ＭＳ 明朝" w:cs="Calibri" w:eastAsiaTheme="minorEastAsia"/>
-          <w:sz w:val="22"/>
-          <w:szCs w:val="22"/>
-        </w:rPr>
-        <w:t xml:space="preserve">src/tui/           — adaptor ncurses (DisplayPort)</w:t>
+        <w:t>src/tui/           — adaptor ncurses (DisplayPort)</w:t>
       </w:r>
     </w:p>
     <w:p>
       <w:pPr>
         <w:pStyle w:val="ListBullet"/>
-        <w:ind w:left="360" w:hanging="360"/>
-        <w:jc w:val="both"/>
       </w:pPr>
       <w:r>
-        <w:rPr>
-          <w:rFonts w:ascii="Calibri" w:hAnsi="Calibri" w:eastAsia="ＭＳ 明朝" w:cs="Calibri" w:eastAsiaTheme="minorEastAsia"/>
-          <w:sz w:val="22"/>
-          <w:szCs w:val="22"/>
-        </w:rPr>
         <w:t>root_cli_main_entry.c — titik masuk program</w:t>
       </w:r>
     </w:p>
     <w:p>
-      <w:pPr>
-        <w:spacing w:after="200" w:line="276" w:lineRule="auto"/>
-        <w:jc w:val="both"/>
-      </w:pPr>
       <w:r>
-        <w:rPr>
-          <w:rFonts w:ascii="Calibri" w:hAnsi="Calibri" w:eastAsia="ＭＳ 明朝" w:cs="Calibri" w:eastAsiaTheme="minorEastAsia"/>
-          <w:sz w:val="22"/>
-          <w:szCs w:val="22"/>
-        </w:rPr>
         <w:t>Cuplikan fungsi inti — aturan seri (ranking):</w:t>
       </w:r>
     </w:p>
     <w:p>
-      <w:pPr>
-        <w:spacing w:after="200" w:line="276" w:lineRule="auto"/>
-        <w:jc w:val="both"/>
-      </w:pPr>
       <w:r>
         <w:rPr>
-          <w:rFonts w:ascii="Consolas" w:hAnsi="Consolas" w:eastAsia="ＭＳ 明朝" w:cs="Consolas" w:eastAsiaTheme="minorEastAsia"/>
+          <w:rFonts w:ascii="Consolas" w:hAnsi="Consolas"/>
           <w:sz w:val="18"/>
-          <w:szCs w:val="22"/>
         </w:rPr>
         <w:t>static int compare_entries(const void *a, const void *b) {</w:t>
-      </w:r>
-      <w:r>
-        <w:br w:type="textWrapping"/>
-      </w:r>
-      <w:r>
-        <w:rPr>
-          <w:rFonts w:ascii="Consolas" w:hAnsi="Consolas" w:eastAsia="ＭＳ 明朝" w:cs="Consolas" w:eastAsiaTheme="minorEastAsia"/>
-          <w:sz w:val="18"/>
-          <w:szCs w:val="22"/>
-        </w:rPr>
+        <w:br/>
         <w:t xml:space="preserve">    const RankingEntryVO *x = a, *y = b;</w:t>
-      </w:r>
-      <w:r>
-        <w:br w:type="textWrapping"/>
-      </w:r>
-      <w:r>
-        <w:rPr>
-          <w:rFonts w:ascii="Consolas" w:hAnsi="Consolas" w:eastAsia="ＭＳ 明朝" w:cs="Consolas" w:eastAsiaTheme="minorEastAsia"/>
-          <w:sz w:val="18"/>
-          <w:szCs w:val="22"/>
-        </w:rPr>
+        <w:br/>
         <w:t xml:space="preserve">    if (x-&gt;total_score != y-&gt;total_score)</w:t>
-      </w:r>
-      <w:r>
-        <w:br w:type="textWrapping"/>
-      </w:r>
-      <w:r>
-        <w:rPr>
-          <w:rFonts w:ascii="Consolas" w:hAnsi="Consolas" w:eastAsia="ＭＳ 明朝" w:cs="Consolas" w:eastAsiaTheme="minorEastAsia"/>
-          <w:sz w:val="18"/>
-          <w:szCs w:val="22"/>
-        </w:rPr>
+        <w:br/>
         <w:t xml:space="preserve">        return y-&gt;total_score - x-&gt;total_score;</w:t>
-      </w:r>
-      <w:r>
-        <w:br w:type="textWrapping"/>
-      </w:r>
-      <w:r>
-        <w:rPr>
-          <w:rFonts w:ascii="Consolas" w:hAnsi="Consolas" w:eastAsia="ＭＳ 明朝" w:cs="Consolas" w:eastAsiaTheme="minorEastAsia"/>
-          <w:sz w:val="18"/>
-          <w:szCs w:val="22"/>
-        </w:rPr>
+        <w:br/>
         <w:t xml:space="preserve">    for (int z = MAX_ZONE; z &gt;= 1; z--)        /* 5,4,3,2,1 */</w:t>
-      </w:r>
-      <w:r>
-        <w:br w:type="textWrapping"/>
-      </w:r>
-      <w:r>
-        <w:rPr>
-          <w:rFonts w:ascii="Consolas" w:hAnsi="Consolas" w:eastAsia="ＭＳ 明朝" w:cs="Consolas" w:eastAsiaTheme="minorEastAsia"/>
-          <w:sz w:val="18"/>
-          <w:szCs w:val="22"/>
-        </w:rPr>
+        <w:br/>
         <w:t xml:space="preserve">        if (x-&gt;zone_freq[z] != y-&gt;zone_freq[z])</w:t>
-      </w:r>
-      <w:r>
-        <w:br w:type="textWrapping"/>
-      </w:r>
-      <w:r>
-        <w:rPr>
-          <w:rFonts w:ascii="Consolas" w:hAnsi="Consolas" w:eastAsia="ＭＳ 明朝" w:cs="Consolas" w:eastAsiaTheme="minorEastAsia"/>
-          <w:sz w:val="18"/>
-          <w:szCs w:val="22"/>
-        </w:rPr>
+        <w:br/>
         <w:t xml:space="preserve">            return y-&gt;zone_freq[z] - x-&gt;zone_freq[z];</w:t>
-      </w:r>
-      <w:r>
-        <w:br w:type="textWrapping"/>
-      </w:r>
-      <w:r>
-        <w:rPr>
-          <w:rFonts w:ascii="Consolas" w:hAnsi="Consolas" w:eastAsia="ＭＳ 明朝" w:cs="Consolas" w:eastAsiaTheme="minorEastAsia"/>
-          <w:sz w:val="18"/>
-          <w:szCs w:val="22"/>
-        </w:rPr>
+        <w:br/>
         <w:t xml:space="preserve">    return 0;                                  /* seri sempurna */</w:t>
-      </w:r>
-      <w:r>
-        <w:br w:type="textWrapping"/>
-      </w:r>
-      <w:r>
-        <w:rPr>
-          <w:rFonts w:ascii="Consolas" w:hAnsi="Consolas" w:eastAsia="ＭＳ 明朝" w:cs="Consolas" w:eastAsiaTheme="minorEastAsia"/>
-          <w:sz w:val="18"/>
-          <w:szCs w:val="22"/>
-        </w:rPr>
+        <w:br/>
         <w:t>}</w:t>
       </w:r>
     </w:p>
     <w:p>
-      <w:pPr>
-        <w:spacing w:after="200" w:line="276" w:lineRule="auto"/>
-        <w:jc w:val="both"/>
-      </w:pPr>
       <w:r>
-        <w:rPr>
-          <w:rFonts w:ascii="Calibri" w:hAnsi="Calibri" w:eastAsia="ＭＳ 明朝" w:cs="Calibri" w:eastAsiaTheme="minorEastAsia"/>
-          <w:sz w:val="22"/>
-          <w:szCs w:val="22"/>
-        </w:rPr>
         <w:t>Kompilasi &amp; pengujian: make (build) dan make test (semua test lolos).</w:t>
       </w:r>
     </w:p>
     <w:sectPr>
-      <w:headerReference w:type="first" r:id="rId_new_header_default"/>
       <w:headerReference w:type="first" r:id="rId9"/>
       <w:pgSz w:w="12240" w:h="15840"/>
       <w:pgMar w:top="1440" w:right="1800" w:bottom="1440" w:left="1800" w:header="720" w:footer="720" w:gutter="0"/>
+      <w:cols w:space="720"/>
       <w:docGrid w:linePitch="360"/>
       <w:titlePg w:val="true"/>
     </w:sectPr>
@@ -1637,65 +680,75 @@
 </file>
 
 <file path=word/header1.xml><?xml version="1.0" encoding="utf-8"?>
-<w:hdr xmlns:wpc="http://schemas.microsoft.com/office/word/2010/wordprocessingCanvas" xmlns:mc="http://schemas.openxmlformats.org/markup-compatibility/2006" xmlns:o="urn:schemas-microsoft-com:office:office" xmlns:r="http://schemas.openxmlformats.org/officeDocument/2006/relationships" xmlns:m="http://schemas.openxmlformats.org/officeDocument/2006/math" xmlns:v="urn:schemas-microsoft-com:vml" xmlns:wp14="http://schemas.microsoft.com/office/word/2010/wordprocessingDrawing" xmlns:wp="http://schemas.openxmlformats.org/drawingml/2006/wordprocessingDrawing" xmlns:w10="urn:schemas-microsoft-com:office:word" xmlns:w="http://schemas.openxmlformats.org/wordprocessingml/2006/main" xmlns:w14="http://schemas.microsoft.com/office/word/2010/wordml" xmlns:w15="http://schemas.microsoft.com/office/word/2012/wordml" xmlns:w16se="http://schemas.microsoft.com/office/word/2015/wordml/symex" xmlns:w16cid="http://schemas.microsoft.com/office/word/2016/wordml/cid" xmlns:w16="http://schemas.microsoft.com/office/word/2018/wordml" xmlns:w16cex="http://schemas.microsoft.com/office/word/2018/wordml/cex" xmlns:w16sdtdh="http://schemas.microsoft.com/office/word/2020/wordml/sdtdatahash" xmlns:wne="http://schemas.microsoft.com/office/word/2006/wordml" xmlns:wpg="http://schemas.microsoft.com/office/word/2010/wordprocessingGroup" xmlns:wps="http://schemas.microsoft.com/office/word/2010/wordprocessingShape">
-  <w:p>
-    <w:r>
-      <w:t>Nama : Raka Arwaky</w:t>
-    </w:r>
-    <w:r>
-      <w:tab/>
-    </w:r>
-    <w:r>
-      <w:tab/>
-    </w:r>
-    <w:r>
-      <w:tab/>
-    </w:r>
-    <w:r>
-      <w:tab/>
-    </w:r>
-    <w:r>
-      <w:tab/>
-    </w:r>
-    <w:r>
-      <w:t>Mata Kuliah : Pengantar Coding</w:t>
-    </w:r>
-  </w:p>
-  <w:p>
-    <w:r>
-      <w:t xml:space="preserve">Nim    : 22342030</w:t>
-    </w:r>
-    <w:r>
-      <w:tab/>
-    </w:r>
-    <w:r>
-      <w:tab/>
-    </w:r>
-    <w:r>
-      <w:tab/>
-    </w:r>
-    <w:r>
-      <w:tab/>
-    </w:r>
-    <w:r>
-      <w:tab/>
-    </w:r>
-    <w:r>
-      <w:tab/>
-    </w:r>
-    <w:r>
-      <w:t>Sesi : 863</w:t>
-    </w:r>
-  </w:p>
-  <w:p/>
-</w:hdr>
-</file>
-
-<file path=word/header2.xml><?xml version="1.0" encoding="utf-8"?>
-<w:hdr xmlns:wpc="http://schemas.microsoft.com/office/word/2010/wordprocessingCanvas" xmlns:mc="http://schemas.openxmlformats.org/markup-compatibility/2006" xmlns:o="urn:schemas-microsoft-com:office:office" xmlns:r="http://schemas.openxmlformats.org/officeDocument/2006/relationships" xmlns:m="http://schemas.openxmlformats.org/officeDocument/2006/math" xmlns:v="urn:schemas-microsoft-com:vml" xmlns:wp14="http://schemas.microsoft.com/office/word/2010/wordprocessingDrawing" xmlns:wp="http://schemas.openxmlformats.org/drawingml/2006/wordprocessingDrawing" xmlns:w10="urn:schemas-microsoft-com:office:word" xmlns:w="http://schemas.openxmlformats.org/wordprocessingml/2006/main" xmlns:w14="http://schemas.microsoft.com/office/word/2010/wordml" xmlns:w15="http://schemas.microsoft.com/office/word/2012/wordml" xmlns:w16se="http://schemas.microsoft.com/office/word/2015/wordml/symex" xmlns:w16cid="http://schemas.microsoft.com/office/word/2016/wordml/cid" xmlns:w16="http://schemas.microsoft.com/office/word/2018/wordml" xmlns:w16cex="http://schemas.microsoft.com/office/word/2018/wordml/cex" xmlns:w16sdtdh="http://schemas.microsoft.com/office/word/2020/wordml/sdtdatahash" xmlns:wne="http://schemas.microsoft.com/office/word/2006/wordml" xmlns:wpg="http://schemas.microsoft.com/office/word/2010/wordprocessingGroup" xmlns:wps="http://schemas.microsoft.com/office/word/2010/wordprocessingShape">
-  <w:p>
-    <w:pPr/>
-  </w:p>
+<w:hdr xmlns:m="http://schemas.openxmlformats.org/officeDocument/2006/math" xmlns:mc="http://schemas.openxmlformats.org/markup-compatibility/2006" xmlns:mo="http://schemas.microsoft.com/office/mac/office/2008/main" xmlns:mv="urn:schemas-microsoft-com:mac:vml" xmlns:o="urn:schemas-microsoft-com:office:office" xmlns:r="http://schemas.openxmlformats.org/officeDocument/2006/relationships" xmlns:v="urn:schemas-microsoft-com:vml" xmlns:w10="urn:schemas-microsoft-com:office:word" xmlns:w14="http://schemas.microsoft.com/office/word/2010/wordml" xmlns:w="http://schemas.openxmlformats.org/wordprocessingml/2006/main" xmlns:wne="http://schemas.microsoft.com/office/word/2006/wordml" xmlns:wp14="http://schemas.microsoft.com/office/word/2010/wordprocessingDrawing" xmlns:wp="http://schemas.openxmlformats.org/drawingml/2006/wordprocessingDrawing" xmlns:wpc="http://schemas.microsoft.com/office/word/2010/wordprocessingCanvas" xmlns:wpg="http://schemas.microsoft.com/office/word/2010/wordprocessingGroup" xmlns:wpi="http://schemas.microsoft.com/office/word/2010/wordprocessingInk" xmlns:wps="http://schemas.microsoft.com/office/word/2010/wordprocessingShape" mc:Ignorable="w14 wp14">
+  <w:tbl>
+    <w:tblPr>
+      <w:tblW w:type="auto" w:w="0"/>
+      <w:jc w:val="left"/>
+      <w:tblLayout w:type="autofit"/>
+      <w:tblLook w:firstColumn="1" w:firstRow="1" w:lastColumn="0" w:lastRow="0" w:noHBand="0" w:noVBand="1" w:val="04A0"/>
+      <w:tblBorders>
+        <w:top w:val="none" w:sz="0"/>
+        <w:left w:val="none" w:sz="0"/>
+        <w:bottom w:val="none" w:sz="0"/>
+        <w:right w:val="none" w:sz="0"/>
+        <w:insideH w:val="none" w:sz="0"/>
+        <w:insideV w:val="none" w:sz="0"/>
+      </w:tblBorders>
+    </w:tblPr>
+    <w:tblGrid>
+      <w:gridCol w:w="4680"/>
+      <w:gridCol w:w="4680"/>
+    </w:tblGrid>
+    <w:tr>
+      <w:tc>
+        <w:tcPr>
+          <w:tcW w:type="dxa" w:w="4680"/>
+        </w:tcPr>
+        <w:p>
+          <w:r/>
+          <w:r>
+            <w:t>Nama : Raka Arwaky</w:t>
+          </w:r>
+        </w:p>
+      </w:tc>
+      <w:tc>
+        <w:tcPr>
+          <w:tcW w:type="dxa" w:w="4680"/>
+        </w:tcPr>
+        <w:p>
+          <w:r/>
+          <w:r>
+            <w:t>Nim : 22342030</w:t>
+          </w:r>
+        </w:p>
+      </w:tc>
+    </w:tr>
+    <w:tr>
+      <w:tc>
+        <w:tcPr>
+          <w:tcW w:type="dxa" w:w="4680"/>
+        </w:tcPr>
+        <w:p>
+          <w:r/>
+          <w:r>
+            <w:t>Mata Kuliah : Pengantar Coding</w:t>
+          </w:r>
+        </w:p>
+      </w:tc>
+      <w:tc>
+        <w:tcPr>
+          <w:tcW w:type="dxa" w:w="4680"/>
+        </w:tcPr>
+        <w:p>
+          <w:r/>
+          <w:r>
+            <w:t>Sesi : 863</w:t>
+          </w:r>
+        </w:p>
+      </w:tc>
+    </w:tr>
+  </w:tbl>
 </w:hdr>
 </file>
 

--- a/Laporan-Project.docx
+++ b/Laporan-Project.docx
@@ -26,7 +26,7 @@
         <w:jc w:val="center"/>
       </w:pPr>
       <w:r>
-        <w:t>Bahasa C — Arsitektur Hexagonal (Ports &amp; Adapters)</w:t>
+        <w:t>Bahasa C — Arsitektur AES (Agentic Engineering System)</w:t>
       </w:r>
     </w:p>
     <w:p/>
@@ -228,41 +228,89 @@
     </w:p>
     <w:p>
       <w:r>
-        <w:t>Arsitektur yang digunakan adalah Hexagonal (Ports &amp; Adapters): aturan bisnis berada di domain (registration, scoring, ranking, search, recap, storage, sanitizer), antarmuka (CLI/TUI) hanya berkomunikasi lewat kontrak function pointer (DisplayPort, StorageProtocol, dsb). Hal ini memungkinkan pengujian tanpa terminal nyata (fake DisplayPort).</w:t>
+        <w:t>Arsitektur yang digunakan adalah AES (Agentic Engineering System) — pola berlapis ketat (strict layered) dengan dependency inversion dilakukan lewat struct of function pointers sebagai pengganti interface. Arah dependensi downward-only: taxonomy -&gt; contract -&gt; capabilities/infrastructure -&gt; agent -&gt; surfaces -&gt; root (wiring only). Capabilities dan Infrastructure adalah layer setara (peer) yang sama-sama bergantung ke bawah pada Contract, dan tidak saling mengimpor.</w:t>
       </w:r>
     </w:p>
     <w:p>
       <w:r>
-        <w:t>Alur data utama (tanpa diagram bitmap):</w:t>
+        <w:t>Hierarki layer (arah panah = arah import yang diizinkan):</w:t>
       </w:r>
     </w:p>
     <w:p>
       <w:r>
-        <w:rPr>
-          <w:rFonts w:ascii="Consolas" w:hAnsi="Consolas"/>
-          <w:sz w:val="18"/>
-        </w:rPr>
-        <w:t>main()</w:t>
-        <w:br/>
-        <w:t xml:space="preserve"> └─ CompetitionState state   (satu-satunya wadah data, di-pass via pointer)</w:t>
-        <w:br/>
-        <w:t xml:space="preserve"> ├─ root_*_build()           (rakit tiap aggregate domain + DisplayPort)</w:t>
-        <w:br/>
-        <w:t xml:space="preserve"> ├─ agent_storage_load()     (auto-muat data_lomba.bin bila ada)</w:t>
-        <w:br/>
-        <w:t xml:space="preserve"> └─ cli_surfaces_menu_run()  (event loop menu)</w:t>
-        <w:br/>
-        <w:t xml:space="preserve">       ├─ [1] Registration → agent_registration_orchestrator</w:t>
-        <w:br/>
-        <w:t xml:space="preserve">       ├─ [2] Scoring       → agent_scoring_orchestrator</w:t>
-        <w:br/>
-        <w:t xml:space="preserve">       ├─ [3] Ranking       → capabilities_ranking_calculator</w:t>
-        <w:br/>
-        <w:t xml:space="preserve">       ├─ [4] Search        → capabilities_search_resolver</w:t>
-        <w:br/>
-        <w:t xml:space="preserve">       ├─ [5] Recap         → agent_recap_orchestrator</w:t>
-        <w:br/>
-        <w:t xml:space="preserve">       └─ [6] Storage       → agent_storage_save / load / delete</w:t>
+        <w:drawing>
+          <wp:inline xmlns:a="http://schemas.openxmlformats.org/drawingml/2006/main" xmlns:pic="http://schemas.openxmlformats.org/drawingml/2006/picture">
+            <wp:extent cx="5760720" cy="4715077"/>
+            <wp:docPr id="1" name="Picture 1"/>
+            <wp:cNvGraphicFramePr>
+              <a:graphicFrameLocks noChangeAspect="1"/>
+            </wp:cNvGraphicFramePr>
+            <a:graphic>
+              <a:graphicData uri="http://schemas.openxmlformats.org/drawingml/2006/picture">
+                <pic:pic>
+                  <pic:nvPicPr>
+                    <pic:cNvPr id="0" name="tmpim3q__ug.png"/>
+                    <pic:cNvPicPr/>
+                  </pic:nvPicPr>
+                  <pic:blipFill>
+                    <a:blip r:embed="rId9"/>
+                    <a:stretch>
+                      <a:fillRect/>
+                    </a:stretch>
+                  </pic:blipFill>
+                  <pic:spPr>
+                    <a:xfrm>
+                      <a:off x="0" y="0"/>
+                      <a:ext cx="5760720" cy="4715077"/>
+                    </a:xfrm>
+                    <a:prstGeom prst="rect"/>
+                  </pic:spPr>
+                </pic:pic>
+              </a:graphicData>
+            </a:graphic>
+          </wp:inline>
+        </w:drawing>
+      </w:r>
+    </w:p>
+    <w:p>
+      <w:r>
+        <w:t>Alur data utama aplikasi:</w:t>
+      </w:r>
+    </w:p>
+    <w:p>
+      <w:r>
+        <w:drawing>
+          <wp:inline xmlns:a="http://schemas.openxmlformats.org/drawingml/2006/main" xmlns:pic="http://schemas.openxmlformats.org/drawingml/2006/picture">
+            <wp:extent cx="5760720" cy="493171"/>
+            <wp:docPr id="2" name="Picture 2"/>
+            <wp:cNvGraphicFramePr>
+              <a:graphicFrameLocks noChangeAspect="1"/>
+            </wp:cNvGraphicFramePr>
+            <a:graphic>
+              <a:graphicData uri="http://schemas.openxmlformats.org/drawingml/2006/picture">
+                <pic:pic>
+                  <pic:nvPicPr>
+                    <pic:cNvPr id="0" name="tmpzlsk6wv1.png"/>
+                    <pic:cNvPicPr/>
+                  </pic:nvPicPr>
+                  <pic:blipFill>
+                    <a:blip r:embed="rId10"/>
+                    <a:stretch>
+                      <a:fillRect/>
+                    </a:stretch>
+                  </pic:blipFill>
+                  <pic:spPr>
+                    <a:xfrm>
+                      <a:off x="0" y="0"/>
+                      <a:ext cx="5760720" cy="493171"/>
+                    </a:xfrm>
+                    <a:prstGeom prst="rect"/>
+                  </pic:spPr>
+                </pic:pic>
+              </a:graphicData>
+            </a:graphic>
+          </wp:inline>
+        </w:drawing>
       </w:r>
     </w:p>
     <w:p>
@@ -668,7 +716,7 @@
       </w:r>
     </w:p>
     <w:sectPr>
-      <w:headerReference w:type="first" r:id="rId9"/>
+      <w:headerReference w:type="first" r:id="rId11"/>
       <w:pgSz w:w="12240" w:h="15840"/>
       <w:pgMar w:top="1440" w:right="1800" w:bottom="1440" w:left="1800" w:header="720" w:footer="720" w:gutter="0"/>
       <w:cols w:space="720"/>
